--- a/WizardGame/Dokumentacija/2D RPG igra.docx
+++ b/WizardGame/Dokumentacija/2D RPG igra.docx
@@ -11,10 +11,24 @@
       <w:r>
         <w:t>2D RPG igra</w:t>
       </w:r>
-    </w:p>
-    <w:p>
-      <w:r>
-        <w:t xml:space="preserve">Igralec bi igral kot čarovnik, ki raziskuje svet (gozd, vas, ruševine, polje). Pri tem bi se srečeval z NPC-ji, živalmi in sovražniki. Pri tem bi imel na voljo določene uroke z </w:t>
+      <w:r>
+        <w:t xml:space="preserve"> z imenom </w:t>
+      </w:r>
+      <w:proofErr w:type="spellStart"/>
+      <w:r>
+        <w:t>WizardGame</w:t>
+      </w:r>
+      <w:proofErr w:type="spellEnd"/>
+    </w:p>
+    <w:p>
+      <w:r>
+        <w:t xml:space="preserve">Igralec bi igral kot čarovnik, ki raziskuje svet (gozd, vas, </w:t>
+      </w:r>
+      <w:r>
+        <w:t>morje</w:t>
+      </w:r>
+      <w:r>
+        <w:t xml:space="preserve">, polje). Pri tem bi se srečeval z NPC-ji, živalmi in sovražniki. Pri tem bi imel na voljo določene uroke z </w:t>
       </w:r>
       <w:proofErr w:type="spellStart"/>
       <w:r>
@@ -33,209 +47,814 @@
         <w:t xml:space="preserve">. </w:t>
       </w:r>
     </w:p>
-    <w:p/>
-    <w:p>
-      <w:pPr>
-        <w:pStyle w:val="Naslov2"/>
-      </w:pPr>
-      <w:r>
-        <w:t>Knjižnice</w:t>
-      </w:r>
-    </w:p>
-    <w:p>
-      <w:r>
-        <w:t xml:space="preserve">Za grafiko bi uporabil </w:t>
-      </w:r>
-      <w:proofErr w:type="spellStart"/>
-      <w:r>
-        <w:t>PyGame</w:t>
-      </w:r>
-      <w:proofErr w:type="spellEnd"/>
-      <w:r>
-        <w:t xml:space="preserve">, bi naredil v programu </w:t>
-      </w:r>
-      <w:proofErr w:type="spellStart"/>
-      <w:r>
-        <w:t>Tiled</w:t>
-      </w:r>
-      <w:proofErr w:type="spellEnd"/>
-      <w:r>
-        <w:t xml:space="preserve">. </w:t>
-      </w:r>
-    </w:p>
-    <w:p>
-      <w:r>
-        <w:t xml:space="preserve">pip </w:t>
-      </w:r>
-      <w:proofErr w:type="spellStart"/>
-      <w:r>
-        <w:t>install</w:t>
-      </w:r>
-      <w:proofErr w:type="spellEnd"/>
-      <w:r>
-        <w:t xml:space="preserve"> </w:t>
-      </w:r>
-      <w:proofErr w:type="spellStart"/>
-      <w:r>
-        <w:t>pyautogui</w:t>
-      </w:r>
-      <w:proofErr w:type="spellEnd"/>
-      <w:r>
-        <w:t xml:space="preserve"> – to </w:t>
-      </w:r>
-      <w:proofErr w:type="spellStart"/>
-      <w:r>
-        <w:t>get</w:t>
-      </w:r>
-      <w:proofErr w:type="spellEnd"/>
-      <w:r>
-        <w:t xml:space="preserve"> </w:t>
-      </w:r>
-      <w:proofErr w:type="spellStart"/>
-      <w:r>
-        <w:t>screen</w:t>
-      </w:r>
-      <w:proofErr w:type="spellEnd"/>
-      <w:r>
-        <w:t xml:space="preserve"> </w:t>
-      </w:r>
-      <w:proofErr w:type="spellStart"/>
-      <w:r>
-        <w:t>resolution</w:t>
-      </w:r>
-      <w:proofErr w:type="spellEnd"/>
-      <w:r>
-        <w:t xml:space="preserve">, lahko tudi dobi </w:t>
-      </w:r>
-      <w:proofErr w:type="spellStart"/>
-      <w:r>
-        <w:t>mouse</w:t>
-      </w:r>
-      <w:proofErr w:type="spellEnd"/>
-      <w:r>
-        <w:t xml:space="preserve"> </w:t>
-      </w:r>
-      <w:proofErr w:type="spellStart"/>
-      <w:r>
-        <w:t>position</w:t>
-      </w:r>
-      <w:proofErr w:type="spellEnd"/>
-    </w:p>
-    <w:p>
-      <w:pPr>
-        <w:pStyle w:val="Odstavekseznama"/>
-        <w:numPr>
-          <w:ilvl w:val="0"/>
-          <w:numId w:val="1"/>
-        </w:numPr>
-      </w:pPr>
-      <w:proofErr w:type="spellStart"/>
-      <w:r>
-        <w:t>Odloču</w:t>
-      </w:r>
-      <w:proofErr w:type="spellEnd"/>
-      <w:r>
-        <w:t xml:space="preserve"> sem se da bom </w:t>
-      </w:r>
-      <w:proofErr w:type="spellStart"/>
-      <w:r>
-        <w:t>uprorabil</w:t>
-      </w:r>
-      <w:proofErr w:type="spellEnd"/>
-      <w:r>
-        <w:t xml:space="preserve"> </w:t>
-      </w:r>
-      <w:proofErr w:type="spellStart"/>
-      <w:r>
-        <w:t>pygame</w:t>
-      </w:r>
-      <w:proofErr w:type="spellEnd"/>
-      <w:r>
-        <w:t xml:space="preserve"> za </w:t>
-      </w:r>
-      <w:proofErr w:type="spellStart"/>
-      <w:r>
-        <w:t>screen</w:t>
-      </w:r>
-      <w:proofErr w:type="spellEnd"/>
-      <w:r>
-        <w:t xml:space="preserve"> </w:t>
-      </w:r>
-      <w:proofErr w:type="spellStart"/>
-      <w:r>
-        <w:t>resolution</w:t>
-      </w:r>
-      <w:proofErr w:type="spellEnd"/>
-      <w:r>
-        <w:t xml:space="preserve"> k je bolj praktičen k že uporabljam </w:t>
-      </w:r>
-      <w:proofErr w:type="spellStart"/>
-      <w:r>
-        <w:t>pygame</w:t>
-      </w:r>
-      <w:proofErr w:type="spellEnd"/>
-      <w:r>
-        <w:t xml:space="preserve"> in </w:t>
-      </w:r>
-      <w:proofErr w:type="spellStart"/>
-      <w:r>
-        <w:t>pyautogui</w:t>
-      </w:r>
-      <w:proofErr w:type="spellEnd"/>
-      <w:r>
-        <w:t xml:space="preserve"> bi mel </w:t>
-      </w:r>
-      <w:proofErr w:type="spellStart"/>
-      <w:r>
-        <w:t>brezveze</w:t>
-      </w:r>
-      <w:proofErr w:type="spellEnd"/>
-    </w:p>
-    <w:p>
-      <w:proofErr w:type="spellStart"/>
-      <w:r>
-        <w:t>Sys</w:t>
-      </w:r>
-      <w:proofErr w:type="spellEnd"/>
-      <w:r>
-        <w:t xml:space="preserve"> knjižnice ne rabim, ker sem se naučil kako pravilno </w:t>
-      </w:r>
-      <w:proofErr w:type="spellStart"/>
-      <w:r>
-        <w:t>importat</w:t>
-      </w:r>
-      <w:proofErr w:type="spellEnd"/>
-      <w:r>
-        <w:t xml:space="preserve"> iz drugih </w:t>
-      </w:r>
-      <w:proofErr w:type="spellStart"/>
-      <w:r>
-        <w:t>folderjev</w:t>
-      </w:r>
-      <w:proofErr w:type="spellEnd"/>
-    </w:p>
-    <w:p>
-      <w:r>
-        <w:t xml:space="preserve">(pogledat si bolj na netu k je uporabno), lahko tudi pritisne kak </w:t>
-      </w:r>
-      <w:proofErr w:type="spellStart"/>
-      <w:r>
-        <w:t>button</w:t>
-      </w:r>
-      <w:proofErr w:type="spellEnd"/>
+    <w:p>
+      <w:r>
+        <w:t>To je bil prvoten načrt ampak zaradi časovne stiske se ni uresničil.</w:t>
+      </w:r>
+    </w:p>
+    <w:p>
+      <w:r>
+        <w:t xml:space="preserve">Igra trenutno omogoča GUI, izrisovanje mape z majhno napako, premikanje </w:t>
+      </w:r>
+      <w:proofErr w:type="spellStart"/>
+      <w:r>
+        <w:t>playarja</w:t>
+      </w:r>
+      <w:proofErr w:type="spellEnd"/>
+      <w:r>
+        <w:t xml:space="preserve">, </w:t>
+      </w:r>
+      <w:proofErr w:type="spellStart"/>
+      <w:r>
+        <w:t>collision</w:t>
+      </w:r>
+      <w:proofErr w:type="spellEnd"/>
+      <w:r>
+        <w:t>, več zaslonov.</w:t>
+      </w:r>
     </w:p>
     <w:p/>
     <w:p/>
     <w:p>
+      <w:r>
+        <w:t xml:space="preserve">Prvotno je bilo mišljeno, da bi bila </w:t>
+      </w:r>
+      <w:proofErr w:type="spellStart"/>
+      <w:r>
+        <w:t>isometrična</w:t>
+      </w:r>
+      <w:proofErr w:type="spellEnd"/>
+      <w:r>
+        <w:t xml:space="preserve"> igra ampak zaradi zame </w:t>
+      </w:r>
+      <w:proofErr w:type="spellStart"/>
+      <w:r>
+        <w:t>prekomplicirane</w:t>
+      </w:r>
+      <w:proofErr w:type="spellEnd"/>
+      <w:r>
+        <w:t xml:space="preserve"> matematike pri kateri bi rabil uporabljati dosti več umetno inteligenco, </w:t>
+      </w:r>
+      <w:proofErr w:type="spellStart"/>
+      <w:r>
+        <w:t>koker</w:t>
+      </w:r>
+      <w:proofErr w:type="spellEnd"/>
+      <w:r>
+        <w:t xml:space="preserve"> sem jo </w:t>
+      </w:r>
+      <w:proofErr w:type="spellStart"/>
+      <w:r>
+        <w:t>zdej</w:t>
+      </w:r>
+      <w:proofErr w:type="spellEnd"/>
+      <w:r>
+        <w:t xml:space="preserve"> (ali pa si vzeti </w:t>
+      </w:r>
+      <w:proofErr w:type="spellStart"/>
+      <w:r>
+        <w:t>dost</w:t>
+      </w:r>
+      <w:proofErr w:type="spellEnd"/>
+      <w:r>
+        <w:t xml:space="preserve"> več časa, da bi razumel kako funkcionira matematika). Zato sem se odločil, da bo 2D pravokotna, tako da sem na novo izdelal mapo in spremenil prvotno kodo v primerno za tako mapo.</w:t>
+      </w:r>
+    </w:p>
+    <w:p>
+      <w:proofErr w:type="spellStart"/>
+      <w:r>
+        <w:t>Nažalost</w:t>
+      </w:r>
+      <w:proofErr w:type="spellEnd"/>
+      <w:r>
+        <w:t xml:space="preserve"> mi pa ni </w:t>
+      </w:r>
+      <w:proofErr w:type="spellStart"/>
+      <w:r>
+        <w:t>vspelo</w:t>
+      </w:r>
+      <w:proofErr w:type="spellEnd"/>
+      <w:r>
+        <w:t xml:space="preserve"> </w:t>
+      </w:r>
+      <w:proofErr w:type="spellStart"/>
+      <w:r>
+        <w:t>vplementirati</w:t>
+      </w:r>
+      <w:proofErr w:type="spellEnd"/>
+      <w:r>
+        <w:t xml:space="preserve"> več funkcionalnosti </w:t>
+      </w:r>
+      <w:proofErr w:type="spellStart"/>
+      <w:r>
+        <w:t>koker</w:t>
+      </w:r>
+      <w:proofErr w:type="spellEnd"/>
+      <w:r>
+        <w:t xml:space="preserve"> </w:t>
+      </w:r>
+      <w:proofErr w:type="spellStart"/>
+      <w:r>
+        <w:t>combat</w:t>
+      </w:r>
+      <w:proofErr w:type="spellEnd"/>
+      <w:r>
+        <w:t>, več bitij ali pa igrico dokončati</w:t>
+      </w:r>
+    </w:p>
+    <w:p/>
+    <w:p>
       <w:pPr>
         <w:pStyle w:val="Naslov2"/>
       </w:pPr>
       <w:r>
-        <w:t>Datoteke</w:t>
-      </w:r>
-    </w:p>
+        <w:t>Knjižnice</w:t>
+      </w:r>
+    </w:p>
+    <w:p/>
+    <w:p/>
+    <w:p>
+      <w:r>
+        <w:t xml:space="preserve">Za grafiko </w:t>
+      </w:r>
+      <w:r>
+        <w:t xml:space="preserve">sem uporabil načeloma </w:t>
+      </w:r>
+      <w:proofErr w:type="spellStart"/>
+      <w:r>
+        <w:t>pygame</w:t>
+      </w:r>
+      <w:proofErr w:type="spellEnd"/>
+      <w:r>
+        <w:t>.</w:t>
+      </w:r>
+    </w:p>
+    <w:p>
+      <w:r>
+        <w:t xml:space="preserve">Za izrisovanje mape pa </w:t>
+      </w:r>
+      <w:proofErr w:type="spellStart"/>
+      <w:r>
+        <w:t>pymtx</w:t>
+      </w:r>
+      <w:proofErr w:type="spellEnd"/>
+      <w:r>
+        <w:t xml:space="preserve"> in tudi </w:t>
+      </w:r>
+      <w:proofErr w:type="spellStart"/>
+      <w:r>
+        <w:t>pygame</w:t>
+      </w:r>
+      <w:proofErr w:type="spellEnd"/>
+      <w:r>
+        <w:t xml:space="preserve"> za določene stvari.</w:t>
+      </w:r>
+    </w:p>
+    <w:p>
+      <w:pPr>
+        <w:pStyle w:val="Odstavekseznama"/>
+      </w:pPr>
+      <w:r>
+        <w:t xml:space="preserve">Želel sem prvotno uporabiti </w:t>
+      </w:r>
+      <w:proofErr w:type="spellStart"/>
+      <w:r>
+        <w:t>pyautogui</w:t>
+      </w:r>
+      <w:proofErr w:type="spellEnd"/>
+      <w:r>
+        <w:t xml:space="preserve"> za določevanje </w:t>
+      </w:r>
+      <w:proofErr w:type="spellStart"/>
+      <w:r>
+        <w:t>rezolucije</w:t>
+      </w:r>
+      <w:proofErr w:type="spellEnd"/>
+      <w:r>
+        <w:t xml:space="preserve"> ekrana ampak sem se odločil,</w:t>
+      </w:r>
+      <w:r>
+        <w:t xml:space="preserve"> da bom </w:t>
+      </w:r>
+      <w:proofErr w:type="spellStart"/>
+      <w:r>
+        <w:t>uprorabil</w:t>
+      </w:r>
+      <w:proofErr w:type="spellEnd"/>
+      <w:r>
+        <w:t xml:space="preserve"> </w:t>
+      </w:r>
+      <w:proofErr w:type="spellStart"/>
+      <w:r>
+        <w:t>pygame</w:t>
+      </w:r>
+      <w:proofErr w:type="spellEnd"/>
+      <w:r>
+        <w:t>,</w:t>
+      </w:r>
+      <w:r>
+        <w:t xml:space="preserve"> k</w:t>
+      </w:r>
+      <w:r>
+        <w:t>er</w:t>
+      </w:r>
+      <w:r>
+        <w:t xml:space="preserve"> je bolj praktičen </w:t>
+      </w:r>
+      <w:r>
+        <w:t>in</w:t>
+      </w:r>
+      <w:r>
+        <w:t xml:space="preserve"> že uporabljam </w:t>
+      </w:r>
+      <w:proofErr w:type="spellStart"/>
+      <w:r>
+        <w:t>pygame</w:t>
+      </w:r>
+      <w:proofErr w:type="spellEnd"/>
+      <w:r>
+        <w:t>.</w:t>
+      </w:r>
+    </w:p>
+    <w:p>
+      <w:pPr>
+        <w:ind w:left="720"/>
+        <w:rPr>
+          <w:lang w:val="bs-Latn-BA"/>
+        </w:rPr>
+      </w:pPr>
+      <w:r>
+        <w:rPr>
+          <w:lang w:val="bs-Latn-BA"/>
+        </w:rPr>
+        <w:t>Pytmx help:</w:t>
+      </w:r>
+      <w:r>
+        <w:rPr>
+          <w:lang w:val="bs-Latn-BA"/>
+        </w:rPr>
+        <w:br/>
+      </w:r>
+      <w:r>
+        <w:rPr>
+          <w:lang w:val="bs-Latn-BA"/>
+        </w:rPr>
+        <w:t xml:space="preserve">              </w:t>
+      </w:r>
+      <w:hyperlink r:id="rId8" w:history="1">
+        <w:r>
+          <w:rPr>
+            <w:rStyle w:val="Hiperpovezava"/>
+            <w:lang w:val="bs-Latn-BA"/>
+          </w:rPr>
+          <w:t>https://www.pygame.org/project-Tiled+TMX+Loader-2036-.html</w:t>
+        </w:r>
+      </w:hyperlink>
+    </w:p>
+    <w:p>
+      <w:pPr>
+        <w:pStyle w:val="Odstavekseznama"/>
+        <w:ind w:left="1416"/>
+      </w:pPr>
+      <w:hyperlink r:id="rId9" w:history="1">
+        <w:r>
+          <w:rPr>
+            <w:rStyle w:val="Hiperpovezava"/>
+            <w:lang w:val="bs-Latn-BA"/>
+          </w:rPr>
+          <w:t>https://www.reddit.com/r/pygame/comments/27yzex/getting_started_with_pytmx_making_collideable/</w:t>
+        </w:r>
+      </w:hyperlink>
+    </w:p>
+    <w:p>
+      <w:pPr>
+        <w:pStyle w:val="Odstavekseznama"/>
+        <w:ind w:left="1440"/>
+      </w:pPr>
+      <w:r>
+        <w:t>Metode:</w:t>
+      </w:r>
+    </w:p>
+    <w:p>
+      <w:pPr>
+        <w:pStyle w:val="Odstavekseznama"/>
+        <w:ind w:left="2160"/>
+      </w:pPr>
+      <w:hyperlink r:id="rId10" w:history="1">
+        <w:r>
+          <w:rPr>
+            <w:rStyle w:val="Hiperpovezava"/>
+          </w:rPr>
+          <w:t>https://pytmx.readth</w:t>
+        </w:r>
+        <w:r>
+          <w:rPr>
+            <w:rStyle w:val="Hiperpovezava"/>
+          </w:rPr>
+          <w:t>e</w:t>
+        </w:r>
+        <w:r>
+          <w:rPr>
+            <w:rStyle w:val="Hiperpovezava"/>
+          </w:rPr>
+          <w:t>docs.io/en/latest/genindex.html</w:t>
+        </w:r>
+      </w:hyperlink>
+    </w:p>
+    <w:p>
+      <w:pPr>
+        <w:ind w:left="1416"/>
+        <w:rPr>
+          <w:lang w:val="bs-Latn-BA"/>
+        </w:rPr>
+      </w:pPr>
+      <w:r>
+        <w:rPr>
+          <w:lang w:val="bs-Latn-BA"/>
+        </w:rPr>
+        <w:t xml:space="preserve">Source code: </w:t>
+      </w:r>
+    </w:p>
+    <w:p>
+      <w:pPr>
+        <w:pStyle w:val="Odstavekseznama"/>
+        <w:ind w:left="2484"/>
+        <w:rPr>
+          <w:lang w:val="bs-Latn-BA"/>
+        </w:rPr>
+      </w:pPr>
+      <w:hyperlink r:id="rId11" w:history="1">
+        <w:r>
+          <w:rPr>
+            <w:rStyle w:val="Hiperpovezava"/>
+            <w:lang w:val="bs-Latn-BA"/>
+          </w:rPr>
+          <w:t>https://pytmx.readthedocs.io/en/latest/_modules/pytmx/pytmx.html#parse_properties</w:t>
+        </w:r>
+      </w:hyperlink>
+    </w:p>
+    <w:p>
+      <w:pPr>
+        <w:ind w:left="1080"/>
+      </w:pPr>
+    </w:p>
+    <w:p>
+      <w:pPr>
+        <w:ind w:left="1800"/>
+      </w:pPr>
+    </w:p>
+    <w:p>
+      <w:pPr>
+        <w:ind w:left="1416"/>
+      </w:pPr>
+    </w:p>
+    <w:p/>
+    <w:p>
+      <w:pPr>
+        <w:pStyle w:val="Naslov2"/>
+      </w:pPr>
+      <w:r>
+        <w:t>D</w:t>
+      </w:r>
+      <w:r>
+        <w:t>atoteke</w:t>
+      </w:r>
+    </w:p>
+    <w:p>
+      <w:r>
+        <w:t>Celoten projekt sem razdelil na več datotek in file-ov, da ima neko strukturo.</w:t>
+      </w:r>
+    </w:p>
+    <w:p/>
+    <w:p/>
+    <w:p>
+      <w:pPr>
+        <w:pStyle w:val="Naslov2"/>
+      </w:pPr>
+      <w:r>
+        <w:t>Pomagal sem si z naslednjimi stvari:</w:t>
+      </w:r>
+    </w:p>
+    <w:p>
+      <w:pPr>
+        <w:rPr>
+          <w:lang w:val="bs-Latn-BA"/>
+        </w:rPr>
+      </w:pPr>
+      <w:r>
+        <w:rPr>
+          <w:lang w:val="bs-Latn-BA"/>
+        </w:rPr>
+        <w:t xml:space="preserve">Pygame sprites: </w:t>
+      </w:r>
+      <w:r>
+        <w:fldChar w:fldCharType="begin"/>
+      </w:r>
+      <w:r>
+        <w:instrText>HYPERLINK "https://www.pygame.org/docs/ref/sprite.html"</w:instrText>
+      </w:r>
+      <w:r>
+        <w:fldChar w:fldCharType="separate"/>
+      </w:r>
+      <w:r>
+        <w:rPr>
+          <w:rStyle w:val="Hiperpovezava"/>
+          <w:lang w:val="bs-Latn-BA"/>
+        </w:rPr>
+        <w:t>https://www.pygame.org/docs/ref/sprite.html</w:t>
+      </w:r>
+      <w:r>
+        <w:fldChar w:fldCharType="end"/>
+      </w:r>
+    </w:p>
+    <w:p>
+      <w:pPr>
+        <w:rPr>
+          <w:lang w:val="bs-Latn-BA"/>
+        </w:rPr>
+      </w:pPr>
+      <w:hyperlink r:id="rId12" w:history="1">
+        <w:r>
+          <w:rPr>
+            <w:rStyle w:val="Hiperpovezava"/>
+            <w:lang w:val="bs-Latn-BA"/>
+          </w:rPr>
+          <w:t>https://www.geeksforgeeks.org/python/pygame-creating-sprites/</w:t>
+        </w:r>
+      </w:hyperlink>
+    </w:p>
+    <w:p>
+      <w:pPr>
+        <w:rPr>
+          <w:lang w:val="bs-Latn-BA"/>
+        </w:rPr>
+      </w:pPr>
+      <w:r>
+        <w:rPr>
+          <w:lang w:val="bs-Latn-BA"/>
+        </w:rPr>
+        <w:t>Collision:</w:t>
+      </w:r>
+    </w:p>
+    <w:p>
+      <w:hyperlink r:id="rId13" w:history="1">
+        <w:r>
+          <w:rPr>
+            <w:rStyle w:val="Hiperpovezava"/>
+            <w:lang w:val="bs-Latn-BA"/>
+          </w:rPr>
+          <w:t>https://github.com/justinmeister/PyTMX-Examples/tree/master/Make%20Collideable%20Rects</w:t>
+        </w:r>
+        <w:r>
+          <w:rPr>
+            <w:rStyle w:val="Hiperpovezava"/>
+          </w:rPr>
+          <w:t>đ</w:t>
+        </w:r>
+      </w:hyperlink>
+    </w:p>
+    <w:p>
+      <w:hyperlink r:id="rId14" w:history="1">
+        <w:r>
+          <w:rPr>
+            <w:rStyle w:val="Hiperpovezava"/>
+          </w:rPr>
+          <w:t>https://www.geeksforgeeks.org/python/collision-detection-in-pygame/</w:t>
+        </w:r>
+      </w:hyperlink>
+    </w:p>
+    <w:p>
+      <w:proofErr w:type="spellStart"/>
+      <w:r>
+        <w:t>Pygame</w:t>
+      </w:r>
+      <w:proofErr w:type="spellEnd"/>
+      <w:r>
+        <w:t xml:space="preserve"> </w:t>
+      </w:r>
+      <w:proofErr w:type="spellStart"/>
+      <w:r>
+        <w:t>help</w:t>
+      </w:r>
+      <w:proofErr w:type="spellEnd"/>
+      <w:r>
+        <w:t>:</w:t>
+      </w:r>
+    </w:p>
+    <w:p>
+      <w:hyperlink r:id="rId15" w:history="1">
+        <w:r>
+          <w:rPr>
+            <w:rStyle w:val="Hiperpovezava"/>
+          </w:rPr>
+          <w:t>https://www.reddit.com/r/pygame/comments/1clx5lg/how_to_hide_the_title_bar/</w:t>
+        </w:r>
+      </w:hyperlink>
+    </w:p>
+    <w:p>
+      <w:proofErr w:type="spellStart"/>
+      <w:r>
+        <w:t>Help</w:t>
+      </w:r>
+      <w:proofErr w:type="spellEnd"/>
+      <w:r>
+        <w:t xml:space="preserve"> za </w:t>
+      </w:r>
+      <w:proofErr w:type="spellStart"/>
+      <w:r>
+        <w:t>importanje</w:t>
+      </w:r>
+      <w:proofErr w:type="spellEnd"/>
+      <w:r>
+        <w:t xml:space="preserve"> file-ov iz drugih </w:t>
+      </w:r>
+      <w:proofErr w:type="spellStart"/>
+      <w:r>
+        <w:t>folderjev</w:t>
+      </w:r>
+      <w:proofErr w:type="spellEnd"/>
+    </w:p>
+    <w:p>
+      <w:hyperlink r:id="rId16" w:history="1">
+        <w:r>
+          <w:rPr>
+            <w:rStyle w:val="Hiperpovezava"/>
+          </w:rPr>
+          <w:t>https://www.geeksforgeeks.org/python/python-import-module-from-different-directory/</w:t>
+        </w:r>
+      </w:hyperlink>
+    </w:p>
+    <w:p>
+      <w:proofErr w:type="spellStart"/>
+      <w:r>
+        <w:t>Youtu</w:t>
+      </w:r>
+      <w:r>
+        <w:t>u</w:t>
+      </w:r>
+      <w:r>
+        <w:t>e</w:t>
+      </w:r>
+      <w:proofErr w:type="spellEnd"/>
+      <w:r>
+        <w:t xml:space="preserve"> </w:t>
+      </w:r>
+      <w:proofErr w:type="spellStart"/>
+      <w:r>
+        <w:t>tutorial</w:t>
+      </w:r>
+      <w:proofErr w:type="spellEnd"/>
+      <w:r>
+        <w:t>:</w:t>
+      </w:r>
+    </w:p>
+    <w:p>
+      <w:r>
+        <w:br/>
+      </w:r>
+      <w:hyperlink r:id="rId17" w:history="1">
+        <w:r>
+          <w:rPr>
+            <w:rStyle w:val="Hiperpovezava"/>
+          </w:rPr>
+          <w:t>https://www.youtube.com/watch?v=N6xqCwblyiw</w:t>
+        </w:r>
+      </w:hyperlink>
+    </w:p>
+    <w:p>
+      <w:hyperlink r:id="rId18" w:history="1">
+        <w:r>
+          <w:rPr>
+            <w:rStyle w:val="Hiperpovezava"/>
+          </w:rPr>
+          <w:t>https://www.youtube.com/watc</w:t>
+        </w:r>
+        <w:r>
+          <w:rPr>
+            <w:rStyle w:val="Hiperpovezava"/>
+          </w:rPr>
+          <w:t>h</w:t>
+        </w:r>
+        <w:r>
+          <w:rPr>
+            <w:rStyle w:val="Hiperpovezava"/>
+          </w:rPr>
+          <w:t>?v=vAfveKX1pSc</w:t>
+        </w:r>
+      </w:hyperlink>
+      <w:r>
+        <w:br/>
+      </w:r>
+      <w:r>
+        <w:tab/>
+        <w:t xml:space="preserve">Kamera </w:t>
+      </w:r>
+      <w:proofErr w:type="spellStart"/>
+      <w:r>
+        <w:t>help</w:t>
+      </w:r>
+      <w:proofErr w:type="spellEnd"/>
+      <w:r>
+        <w:t>:</w:t>
+      </w:r>
+    </w:p>
+    <w:p>
+      <w:r>
+        <w:tab/>
+      </w:r>
+      <w:r>
+        <w:tab/>
+      </w:r>
+      <w:hyperlink r:id="rId19" w:history="1">
+        <w:r>
+          <w:rPr>
+            <w:rStyle w:val="Hiperpovezava"/>
+          </w:rPr>
+          <w:t>https://www.youtube.com/watch?v=iosd9TWdxis</w:t>
+        </w:r>
+      </w:hyperlink>
+    </w:p>
+    <w:p>
+      <w:r>
+        <w:lastRenderedPageBreak/>
+        <w:tab/>
+      </w:r>
+      <w:r>
+        <w:tab/>
+      </w:r>
+      <w:hyperlink r:id="rId20" w:history="1">
+        <w:r>
+          <w:rPr>
+            <w:rStyle w:val="Hiperpovezava"/>
+          </w:rPr>
+          <w:t>https://www.pygame.org/docs/ref/camera.html</w:t>
+        </w:r>
+      </w:hyperlink>
+    </w:p>
+    <w:p>
+      <w:r>
+        <w:t xml:space="preserve">Zelo uporaben </w:t>
+      </w:r>
+      <w:proofErr w:type="spellStart"/>
+      <w:r>
+        <w:t>tutorial</w:t>
+      </w:r>
+      <w:proofErr w:type="spellEnd"/>
+      <w:r>
+        <w:t xml:space="preserve"> za členjene projekta pa vsega po mal:</w:t>
+      </w:r>
+    </w:p>
+    <w:p>
+      <w:pPr>
+        <w:ind w:firstLine="708"/>
+      </w:pPr>
+      <w:hyperlink r:id="rId21" w:history="1">
+        <w:r>
+          <w:rPr>
+            <w:rStyle w:val="Hiperpovezava"/>
+          </w:rPr>
+          <w:t>https://www.youtube.com/watch?v=w8i5sizgVNs</w:t>
+        </w:r>
+      </w:hyperlink>
+    </w:p>
+    <w:p>
+      <w:proofErr w:type="spellStart"/>
+      <w:r>
+        <w:t>pygame</w:t>
+      </w:r>
+      <w:proofErr w:type="spellEnd"/>
+      <w:r>
+        <w:t xml:space="preserve"> </w:t>
+      </w:r>
+      <w:proofErr w:type="spellStart"/>
+      <w:r>
+        <w:t>Rect</w:t>
+      </w:r>
+      <w:proofErr w:type="spellEnd"/>
+      <w:r>
+        <w:br/>
+      </w:r>
+      <w:hyperlink r:id="rId22" w:history="1">
+        <w:r>
+          <w:rPr>
+            <w:rStyle w:val="Hiperpovezava"/>
+          </w:rPr>
+          <w:t>https://www.pygame.org/docs/ref/rect.html</w:t>
+        </w:r>
+      </w:hyperlink>
+    </w:p>
+    <w:p>
+      <w:hyperlink r:id="rId23" w:history="1">
+        <w:r>
+          <w:rPr>
+            <w:rStyle w:val="Hiperpovezava"/>
+          </w:rPr>
+          <w:t>https://www.reddit.com/r/pygame/comments/i8ecgi/i_made_a_tutorial_to_make_smooth_player_movement/</w:t>
+        </w:r>
+      </w:hyperlink>
+    </w:p>
+    <w:p>
+      <w:r>
+        <w:t xml:space="preserve">Kako </w:t>
+      </w:r>
+      <w:proofErr w:type="spellStart"/>
+      <w:r>
+        <w:t>narest</w:t>
+      </w:r>
+      <w:proofErr w:type="spellEnd"/>
+      <w:r>
+        <w:t xml:space="preserve"> tipke (</w:t>
+      </w:r>
+      <w:proofErr w:type="spellStart"/>
+      <w:r>
+        <w:t>buttone</w:t>
+      </w:r>
+      <w:proofErr w:type="spellEnd"/>
+      <w:r>
+        <w:t xml:space="preserve"> na ekranu)</w:t>
+      </w:r>
+      <w:r>
+        <w:br/>
+      </w:r>
+      <w:r>
+        <w:tab/>
+      </w:r>
+      <w:hyperlink r:id="rId24" w:history="1">
+        <w:r>
+          <w:rPr>
+            <w:rStyle w:val="Hiperpovezava"/>
+          </w:rPr>
+          <w:t>https://www.youtube.com/watch?v=al_V4OGSvFU</w:t>
+        </w:r>
+      </w:hyperlink>
+    </w:p>
+    <w:p>
+      <w:r>
+        <w:tab/>
+      </w:r>
+      <w:hyperlink r:id="rId25" w:history="1">
+        <w:r>
+          <w:rPr>
+            <w:rStyle w:val="Hiperpovezava"/>
+          </w:rPr>
+          <w:t>https://www.youtube.com/watch?v=G8MYGDf_9ho</w:t>
+        </w:r>
+      </w:hyperlink>
+    </w:p>
+    <w:p>
+      <w:r>
+        <w:tab/>
+      </w:r>
+      <w:hyperlink r:id="rId26" w:history="1">
+        <w:r>
+          <w:rPr>
+            <w:rStyle w:val="Hiperpovezava"/>
+          </w:rPr>
+          <w:t>https://www.youtube.com/watch?v=2iyx8_elcYg</w:t>
+        </w:r>
+      </w:hyperlink>
+      <w:r>
+        <w:t xml:space="preserve"> </w:t>
+      </w:r>
+    </w:p>
+    <w:p>
+      <w:r>
+        <w:t>GUI + tipke:</w:t>
+      </w:r>
+      <w:r>
+        <w:br/>
+      </w:r>
+      <w:r>
+        <w:tab/>
+      </w:r>
+      <w:hyperlink r:id="rId27" w:history="1">
+        <w:r>
+          <w:rPr>
+            <w:rStyle w:val="Hiperpovezava"/>
+          </w:rPr>
+          <w:t>https://www.youtube.com/watch?v=a5JWrd7Y_14</w:t>
+        </w:r>
+      </w:hyperlink>
+    </w:p>
+    <w:p/>
+    <w:p>
+      <w:r>
+        <w:t xml:space="preserve">V kodi je napisano kje sem AI uporabljal, ostalo je pa ali izvirno ali pa </w:t>
+      </w:r>
+      <w:proofErr w:type="spellStart"/>
+      <w:r>
+        <w:t>uzeto</w:t>
+      </w:r>
+      <w:proofErr w:type="spellEnd"/>
+      <w:r>
+        <w:t>/spremenjeno iz navedenih linkov</w:t>
+      </w:r>
+    </w:p>
+    <w:p/>
+    <w:p/>
     <w:sectPr>
-      <w:headerReference w:type="default" r:id="rId8"/>
+      <w:headerReference w:type="default" r:id="rId28"/>
+      <w:footerReference w:type="default" r:id="rId29"/>
       <w:pgSz w:w="11906" w:h="16838"/>
       <w:pgMar w:top="1417" w:right="1417" w:bottom="1417" w:left="1417" w:header="708" w:footer="708" w:gutter="0"/>
       <w:cols w:space="708"/>
@@ -270,6 +889,75 @@
 </w:endnotes>
 </file>
 
+<file path=word/footer1.xml><?xml version="1.0" encoding="utf-8"?>
+<w:ftr xmlns:wpc="http://schemas.microsoft.com/office/word/2010/wordprocessingCanvas" xmlns:cx="http://schemas.microsoft.com/office/drawing/2014/chartex" xmlns:cx1="http://schemas.microsoft.com/office/drawing/2015/9/8/chartex" xmlns:cx2="http://schemas.microsoft.com/office/drawing/2015/10/21/chartex" xmlns:cx3="http://schemas.microsoft.com/office/drawing/2016/5/9/chartex" xmlns:cx4="http://schemas.microsoft.com/office/drawing/2016/5/10/chartex" xmlns:cx5="http://schemas.microsoft.com/office/drawing/2016/5/11/chartex" xmlns:cx6="http://schemas.microsoft.com/office/drawing/2016/5/12/chartex" xmlns:cx7="http://schemas.microsoft.com/office/drawing/2016/5/13/chartex" xmlns:cx8="http://schemas.microsoft.com/office/drawing/2016/5/14/chartex" xmlns:mc="http://schemas.openxmlformats.org/markup-compatibility/2006" xmlns:aink="http://schemas.microsoft.com/office/drawing/2016/ink" xmlns:am3d="http://schemas.microsoft.com/office/drawing/2017/model3d" xmlns:o="urn:schemas-microsoft-com:office:office" xmlns:oel="http://schemas.microsoft.com/office/2019/extlst" xmlns:r="http://schemas.openxmlformats.org/officeDocument/2006/relationships" xmlns:m="http://schemas.openxmlformats.org/officeDocument/2006/math" xmlns:v="urn:schemas-microsoft-com:vml" xmlns:wp14="http://schemas.microsoft.com/office/word/2010/wordprocessingDrawing" xmlns:wp="http://schemas.openxmlformats.org/drawingml/2006/wordprocessingDrawing" xmlns:w10="urn:schemas-microsoft-com:office:word" xmlns:w="http://schemas.openxmlformats.org/wordprocessingml/2006/main" xmlns:w14="http://schemas.microsoft.com/office/word/2010/wordml" xmlns:w15="http://schemas.microsoft.com/office/word/2012/wordml" xmlns:w16cex="http://schemas.microsoft.com/office/word/2018/wordml/cex" xmlns:w16cid="http://schemas.microsoft.com/office/word/2016/wordml/cid" xmlns:w16="http://schemas.microsoft.com/office/word/2018/wordml" xmlns:w16du="http://schemas.microsoft.com/office/word/2023/wordml/word16du" xmlns:w16sdtdh="http://schemas.microsoft.com/office/word/2020/wordml/sdtdatahash" xmlns:w16sdtfl="http://schemas.microsoft.com/office/word/2024/wordml/sdtformatlock" xmlns:w16se="http://schemas.microsoft.com/office/word/2015/wordml/symex" xmlns:wpg="http://schemas.microsoft.com/office/word/2010/wordprocessingGroup" xmlns:wpi="http://schemas.microsoft.com/office/word/2010/wordprocessingInk" xmlns:wne="http://schemas.microsoft.com/office/word/2006/wordml" xmlns:wps="http://schemas.microsoft.com/office/word/2010/wordprocessingShape" mc:Ignorable="w14 w15 w16se w16cid w16 w16cex w16sdtdh w16sdtfl w16du wp14">
+  <w:tbl>
+    <w:tblPr>
+      <w:tblStyle w:val="Tabelamrea"/>
+      <w:tblW w:w="0" w:type="auto"/>
+      <w:tblBorders>
+        <w:top w:val="none" w:sz="0" w:space="0" w:color="auto"/>
+        <w:left w:val="none" w:sz="0" w:space="0" w:color="auto"/>
+        <w:bottom w:val="none" w:sz="0" w:space="0" w:color="auto"/>
+        <w:right w:val="none" w:sz="0" w:space="0" w:color="auto"/>
+        <w:insideH w:val="none" w:sz="0" w:space="0" w:color="auto"/>
+        <w:insideV w:val="none" w:sz="0" w:space="0" w:color="auto"/>
+      </w:tblBorders>
+      <w:tblLook w:val="04A0" w:firstRow="1" w:lastRow="0" w:firstColumn="1" w:lastColumn="0" w:noHBand="0" w:noVBand="1"/>
+    </w:tblPr>
+    <w:tblGrid>
+      <w:gridCol w:w="3020"/>
+      <w:gridCol w:w="3021"/>
+      <w:gridCol w:w="3021"/>
+    </w:tblGrid>
+    <w:tr>
+      <w:tc>
+        <w:tcPr>
+          <w:tcW w:w="3020" w:type="dxa"/>
+        </w:tcPr>
+        <w:p>
+          <w:pPr>
+            <w:pStyle w:val="Noga"/>
+          </w:pPr>
+          <w:r>
+            <w:t>Emrah Holić, R 2. B</w:t>
+          </w:r>
+        </w:p>
+      </w:tc>
+      <w:tc>
+        <w:tcPr>
+          <w:tcW w:w="3021" w:type="dxa"/>
+        </w:tcPr>
+        <w:p>
+          <w:pPr>
+            <w:pStyle w:val="Noga"/>
+          </w:pPr>
+        </w:p>
+      </w:tc>
+      <w:tc>
+        <w:tcPr>
+          <w:tcW w:w="3021" w:type="dxa"/>
+        </w:tcPr>
+        <w:p>
+          <w:pPr>
+            <w:pStyle w:val="Noga"/>
+            <w:jc w:val="right"/>
+          </w:pPr>
+          <w:r>
+            <w:t>Ljubljana, 10. 5. 2026</w:t>
+          </w:r>
+        </w:p>
+      </w:tc>
+    </w:tr>
+  </w:tbl>
+  <w:p>
+    <w:pPr>
+      <w:pStyle w:val="Noga"/>
+    </w:pPr>
+  </w:p>
+</w:ftr>
+</file>
+
 <file path=word/footnotes.xml><?xml version="1.0" encoding="utf-8"?>
 <w:footnotes xmlns:wpc="http://schemas.microsoft.com/office/word/2010/wordprocessingCanvas" xmlns:cx="http://schemas.microsoft.com/office/drawing/2014/chartex" xmlns:cx1="http://schemas.microsoft.com/office/drawing/2015/9/8/chartex" xmlns:cx2="http://schemas.microsoft.com/office/drawing/2015/10/21/chartex" xmlns:cx3="http://schemas.microsoft.com/office/drawing/2016/5/9/chartex" xmlns:cx4="http://schemas.microsoft.com/office/drawing/2016/5/10/chartex" xmlns:cx5="http://schemas.microsoft.com/office/drawing/2016/5/11/chartex" xmlns:cx6="http://schemas.microsoft.com/office/drawing/2016/5/12/chartex" xmlns:cx7="http://schemas.microsoft.com/office/drawing/2016/5/13/chartex" xmlns:cx8="http://schemas.microsoft.com/office/drawing/2016/5/14/chartex" xmlns:mc="http://schemas.openxmlformats.org/markup-compatibility/2006" xmlns:aink="http://schemas.microsoft.com/office/drawing/2016/ink" xmlns:am3d="http://schemas.microsoft.com/office/drawing/2017/model3d" xmlns:o="urn:schemas-microsoft-com:office:office" xmlns:oel="http://schemas.microsoft.com/office/2019/extlst" xmlns:r="http://schemas.openxmlformats.org/officeDocument/2006/relationships" xmlns:m="http://schemas.openxmlformats.org/officeDocument/2006/math" xmlns:v="urn:schemas-microsoft-com:vml" xmlns:wp14="http://schemas.microsoft.com/office/word/2010/wordprocessingDrawing" xmlns:wp="http://schemas.openxmlformats.org/drawingml/2006/wordprocessingDrawing" xmlns:w10="urn:schemas-microsoft-com:office:word" xmlns:w="http://schemas.openxmlformats.org/wordprocessingml/2006/main" xmlns:w14="http://schemas.microsoft.com/office/word/2010/wordml" xmlns:w15="http://schemas.microsoft.com/office/word/2012/wordml" xmlns:w16cex="http://schemas.microsoft.com/office/word/2018/wordml/cex" xmlns:w16cid="http://schemas.microsoft.com/office/word/2016/wordml/cid" xmlns:w16="http://schemas.microsoft.com/office/word/2018/wordml" xmlns:w16du="http://schemas.microsoft.com/office/word/2023/wordml/word16du" xmlns:w16sdtdh="http://schemas.microsoft.com/office/word/2020/wordml/sdtdatahash" xmlns:w16sdtfl="http://schemas.microsoft.com/office/word/2024/wordml/sdtformatlock" xmlns:w16se="http://schemas.microsoft.com/office/word/2015/wordml/symex" xmlns:wpg="http://schemas.microsoft.com/office/word/2010/wordprocessingGroup" xmlns:wpi="http://schemas.microsoft.com/office/word/2010/wordprocessingInk" xmlns:wne="http://schemas.microsoft.com/office/word/2006/wordml" xmlns:wps="http://schemas.microsoft.com/office/word/2010/wordprocessingShape" mc:Ignorable="w14 w15 w16se w16cid w16 w16cex w16sdtdh w16sdtfl w16du wp14">
   <w:footnote w:type="separator" w:id="-1">
@@ -299,30 +987,21 @@
 <w:hdr xmlns:wpc="http://schemas.microsoft.com/office/word/2010/wordprocessingCanvas" xmlns:cx="http://schemas.microsoft.com/office/drawing/2014/chartex" xmlns:cx1="http://schemas.microsoft.com/office/drawing/2015/9/8/chartex" xmlns:cx2="http://schemas.microsoft.com/office/drawing/2015/10/21/chartex" xmlns:cx3="http://schemas.microsoft.com/office/drawing/2016/5/9/chartex" xmlns:cx4="http://schemas.microsoft.com/office/drawing/2016/5/10/chartex" xmlns:cx5="http://schemas.microsoft.com/office/drawing/2016/5/11/chartex" xmlns:cx6="http://schemas.microsoft.com/office/drawing/2016/5/12/chartex" xmlns:cx7="http://schemas.microsoft.com/office/drawing/2016/5/13/chartex" xmlns:cx8="http://schemas.microsoft.com/office/drawing/2016/5/14/chartex" xmlns:mc="http://schemas.openxmlformats.org/markup-compatibility/2006" xmlns:aink="http://schemas.microsoft.com/office/drawing/2016/ink" xmlns:am3d="http://schemas.microsoft.com/office/drawing/2017/model3d" xmlns:o="urn:schemas-microsoft-com:office:office" xmlns:oel="http://schemas.microsoft.com/office/2019/extlst" xmlns:r="http://schemas.openxmlformats.org/officeDocument/2006/relationships" xmlns:m="http://schemas.openxmlformats.org/officeDocument/2006/math" xmlns:v="urn:schemas-microsoft-com:vml" xmlns:wp14="http://schemas.microsoft.com/office/word/2010/wordprocessingDrawing" xmlns:wp="http://schemas.openxmlformats.org/drawingml/2006/wordprocessingDrawing" xmlns:w10="urn:schemas-microsoft-com:office:word" xmlns:w="http://schemas.openxmlformats.org/wordprocessingml/2006/main" xmlns:w14="http://schemas.microsoft.com/office/word/2010/wordml" xmlns:w15="http://schemas.microsoft.com/office/word/2012/wordml" xmlns:w16cex="http://schemas.microsoft.com/office/word/2018/wordml/cex" xmlns:w16cid="http://schemas.microsoft.com/office/word/2016/wordml/cid" xmlns:w16="http://schemas.microsoft.com/office/word/2018/wordml" xmlns:w16du="http://schemas.microsoft.com/office/word/2023/wordml/word16du" xmlns:w16sdtdh="http://schemas.microsoft.com/office/word/2020/wordml/sdtdatahash" xmlns:w16sdtfl="http://schemas.microsoft.com/office/word/2024/wordml/sdtformatlock" xmlns:w16se="http://schemas.microsoft.com/office/word/2015/wordml/symex" xmlns:wpg="http://schemas.microsoft.com/office/word/2010/wordprocessingGroup" xmlns:wpi="http://schemas.microsoft.com/office/word/2010/wordprocessingInk" xmlns:wne="http://schemas.microsoft.com/office/word/2006/wordml" xmlns:wps="http://schemas.microsoft.com/office/word/2010/wordprocessingShape" mc:Ignorable="w14 w15 w16se w16cid w16 w16cex w16sdtdh w16sdtfl w16du wp14">
   <w:p>
     <w:pPr>
-      <w:pStyle w:val="Naslov"/>
       <w:jc w:val="center"/>
+      <w:rPr>
+        <w:sz w:val="48"/>
+        <w:szCs w:val="48"/>
+        <w:lang w:val="bs-Latn-BA"/>
+      </w:rPr>
     </w:pPr>
-    <w:proofErr w:type="spellStart"/>
     <w:r>
-      <w:t>P</w:t>
+      <w:rPr>
+        <w:sz w:val="48"/>
+        <w:szCs w:val="48"/>
+        <w:lang w:val="bs-Latn-BA"/>
+      </w:rPr>
+      <w:t>Poročilo</w:t>
     </w:r>
-    <w:r>
-      <w:t>Osnutek</w:t>
-    </w:r>
-    <w:proofErr w:type="spellEnd"/>
-    <w:r>
-      <w:t xml:space="preserve"> projektne naloge za </w:t>
-    </w:r>
-    <w:proofErr w:type="spellStart"/>
-    <w:r>
-      <w:t>OSPRv</w:t>
-    </w:r>
-    <w:proofErr w:type="spellEnd"/>
-  </w:p>
-  <w:p>
-    <w:pPr>
-      <w:pStyle w:val="Glava"/>
-    </w:pPr>
   </w:p>
 </w:hdr>
 </file>
@@ -330,15 +1009,15 @@
 <file path=word/numbering.xml><?xml version="1.0" encoding="utf-8"?>
 <w:numbering xmlns:wpc="http://schemas.microsoft.com/office/word/2010/wordprocessingCanvas" xmlns:cx="http://schemas.microsoft.com/office/drawing/2014/chartex" xmlns:cx1="http://schemas.microsoft.com/office/drawing/2015/9/8/chartex" xmlns:cx2="http://schemas.microsoft.com/office/drawing/2015/10/21/chartex" xmlns:cx3="http://schemas.microsoft.com/office/drawing/2016/5/9/chartex" xmlns:cx4="http://schemas.microsoft.com/office/drawing/2016/5/10/chartex" xmlns:cx5="http://schemas.microsoft.com/office/drawing/2016/5/11/chartex" xmlns:cx6="http://schemas.microsoft.com/office/drawing/2016/5/12/chartex" xmlns:cx7="http://schemas.microsoft.com/office/drawing/2016/5/13/chartex" xmlns:cx8="http://schemas.microsoft.com/office/drawing/2016/5/14/chartex" xmlns:mc="http://schemas.openxmlformats.org/markup-compatibility/2006" xmlns:aink="http://schemas.microsoft.com/office/drawing/2016/ink" xmlns:am3d="http://schemas.microsoft.com/office/drawing/2017/model3d" xmlns:o="urn:schemas-microsoft-com:office:office" xmlns:oel="http://schemas.microsoft.com/office/2019/extlst" xmlns:r="http://schemas.openxmlformats.org/officeDocument/2006/relationships" xmlns:m="http://schemas.openxmlformats.org/officeDocument/2006/math" xmlns:v="urn:schemas-microsoft-com:vml" xmlns:wp14="http://schemas.microsoft.com/office/word/2010/wordprocessingDrawing" xmlns:wp="http://schemas.openxmlformats.org/drawingml/2006/wordprocessingDrawing" xmlns:w10="urn:schemas-microsoft-com:office:word" xmlns:w="http://schemas.openxmlformats.org/wordprocessingml/2006/main" xmlns:w14="http://schemas.microsoft.com/office/word/2010/wordml" xmlns:w15="http://schemas.microsoft.com/office/word/2012/wordml" xmlns:w16cex="http://schemas.microsoft.com/office/word/2018/wordml/cex" xmlns:w16cid="http://schemas.microsoft.com/office/word/2016/wordml/cid" xmlns:w16="http://schemas.microsoft.com/office/word/2018/wordml" xmlns:w16du="http://schemas.microsoft.com/office/word/2023/wordml/word16du" xmlns:w16sdtdh="http://schemas.microsoft.com/office/word/2020/wordml/sdtdatahash" xmlns:w16sdtfl="http://schemas.microsoft.com/office/word/2024/wordml/sdtformatlock" xmlns:w16se="http://schemas.microsoft.com/office/word/2015/wordml/symex" xmlns:wpg="http://schemas.microsoft.com/office/word/2010/wordprocessingGroup" xmlns:wpi="http://schemas.microsoft.com/office/word/2010/wordprocessingInk" xmlns:wne="http://schemas.microsoft.com/office/word/2006/wordml" xmlns:wps="http://schemas.microsoft.com/office/word/2010/wordprocessingShape" mc:Ignorable="w14 w15 w16se w16cid w16 w16cex w16sdtdh w16sdtfl w16du wp14">
   <w:abstractNum w:abstractNumId="0" w15:restartNumberingAfterBreak="0">
-    <w:nsid w:val="79BC7110"/>
+    <w:nsid w:val="10A820EB"/>
     <w:multiLevelType w:val="hybridMultilevel"/>
-    <w:tmpl w:val="151AC626"/>
+    <w:tmpl w:val="093CA65E"/>
     <w:lvl w:ilvl="0" w:tplc="63787ED4">
       <w:numFmt w:val="bullet"/>
       <w:lvlText w:val="-"/>
       <w:lvlJc w:val="left"/>
       <w:pPr>
-        <w:ind w:left="720" w:hanging="360"/>
+        <w:ind w:left="3552" w:hanging="360"/>
       </w:pPr>
       <w:rPr>
         <w:rFonts w:ascii="Aptos" w:eastAsiaTheme="minorHAnsi" w:hAnsi="Aptos" w:cstheme="minorBidi" w:hint="default"/>
@@ -350,7 +1029,7 @@
       <w:lvlText w:val="o"/>
       <w:lvlJc w:val="left"/>
       <w:pPr>
-        <w:ind w:left="1440" w:hanging="360"/>
+        <w:ind w:left="4272" w:hanging="360"/>
       </w:pPr>
       <w:rPr>
         <w:rFonts w:ascii="Courier New" w:hAnsi="Courier New" w:cs="Courier New" w:hint="default"/>
@@ -362,7 +1041,7 @@
       <w:lvlText w:val=""/>
       <w:lvlJc w:val="left"/>
       <w:pPr>
-        <w:ind w:left="2160" w:hanging="360"/>
+        <w:ind w:left="4992" w:hanging="360"/>
       </w:pPr>
       <w:rPr>
         <w:rFonts w:ascii="Wingdings" w:hAnsi="Wingdings" w:hint="default"/>
@@ -374,7 +1053,7 @@
       <w:lvlText w:val=""/>
       <w:lvlJc w:val="left"/>
       <w:pPr>
-        <w:ind w:left="2880" w:hanging="360"/>
+        <w:ind w:left="5712" w:hanging="360"/>
       </w:pPr>
       <w:rPr>
         <w:rFonts w:ascii="Symbol" w:hAnsi="Symbol" w:hint="default"/>
@@ -386,7 +1065,7 @@
       <w:lvlText w:val="o"/>
       <w:lvlJc w:val="left"/>
       <w:pPr>
-        <w:ind w:left="3600" w:hanging="360"/>
+        <w:ind w:left="6432" w:hanging="360"/>
       </w:pPr>
       <w:rPr>
         <w:rFonts w:ascii="Courier New" w:hAnsi="Courier New" w:cs="Courier New" w:hint="default"/>
@@ -398,7 +1077,7 @@
       <w:lvlText w:val=""/>
       <w:lvlJc w:val="left"/>
       <w:pPr>
-        <w:ind w:left="4320" w:hanging="360"/>
+        <w:ind w:left="7152" w:hanging="360"/>
       </w:pPr>
       <w:rPr>
         <w:rFonts w:ascii="Wingdings" w:hAnsi="Wingdings" w:hint="default"/>
@@ -410,7 +1089,7 @@
       <w:lvlText w:val=""/>
       <w:lvlJc w:val="left"/>
       <w:pPr>
-        <w:ind w:left="5040" w:hanging="360"/>
+        <w:ind w:left="7872" w:hanging="360"/>
       </w:pPr>
       <w:rPr>
         <w:rFonts w:ascii="Symbol" w:hAnsi="Symbol" w:hint="default"/>
@@ -422,7 +1101,7 @@
       <w:lvlText w:val="o"/>
       <w:lvlJc w:val="left"/>
       <w:pPr>
-        <w:ind w:left="5760" w:hanging="360"/>
+        <w:ind w:left="8592" w:hanging="360"/>
       </w:pPr>
       <w:rPr>
         <w:rFonts w:ascii="Courier New" w:hAnsi="Courier New" w:cs="Courier New" w:hint="default"/>
@@ -434,6 +1113,230 @@
       <w:lvlText w:val=""/>
       <w:lvlJc w:val="left"/>
       <w:pPr>
+        <w:ind w:left="9312" w:hanging="360"/>
+      </w:pPr>
+      <w:rPr>
+        <w:rFonts w:ascii="Wingdings" w:hAnsi="Wingdings" w:hint="default"/>
+      </w:rPr>
+    </w:lvl>
+  </w:abstractNum>
+  <w:abstractNum w:abstractNumId="1" w15:restartNumberingAfterBreak="0">
+    <w:nsid w:val="3EBA15A0"/>
+    <w:multiLevelType w:val="hybridMultilevel"/>
+    <w:tmpl w:val="BAE80C68"/>
+    <w:lvl w:ilvl="0" w:tplc="63787ED4">
+      <w:numFmt w:val="bullet"/>
+      <w:lvlText w:val="-"/>
+      <w:lvlJc w:val="left"/>
+      <w:pPr>
+        <w:ind w:left="2484" w:hanging="360"/>
+      </w:pPr>
+      <w:rPr>
+        <w:rFonts w:ascii="Aptos" w:eastAsiaTheme="minorHAnsi" w:hAnsi="Aptos" w:cstheme="minorBidi" w:hint="default"/>
+      </w:rPr>
+    </w:lvl>
+    <w:lvl w:ilvl="1" w:tplc="04240003" w:tentative="1">
+      <w:start w:val="1"/>
+      <w:numFmt w:val="bullet"/>
+      <w:lvlText w:val="o"/>
+      <w:lvlJc w:val="left"/>
+      <w:pPr>
+        <w:ind w:left="3204" w:hanging="360"/>
+      </w:pPr>
+      <w:rPr>
+        <w:rFonts w:ascii="Courier New" w:hAnsi="Courier New" w:cs="Courier New" w:hint="default"/>
+      </w:rPr>
+    </w:lvl>
+    <w:lvl w:ilvl="2" w:tplc="04240005" w:tentative="1">
+      <w:start w:val="1"/>
+      <w:numFmt w:val="bullet"/>
+      <w:lvlText w:val=""/>
+      <w:lvlJc w:val="left"/>
+      <w:pPr>
+        <w:ind w:left="3924" w:hanging="360"/>
+      </w:pPr>
+      <w:rPr>
+        <w:rFonts w:ascii="Wingdings" w:hAnsi="Wingdings" w:hint="default"/>
+      </w:rPr>
+    </w:lvl>
+    <w:lvl w:ilvl="3" w:tplc="04240001" w:tentative="1">
+      <w:start w:val="1"/>
+      <w:numFmt w:val="bullet"/>
+      <w:lvlText w:val=""/>
+      <w:lvlJc w:val="left"/>
+      <w:pPr>
+        <w:ind w:left="4644" w:hanging="360"/>
+      </w:pPr>
+      <w:rPr>
+        <w:rFonts w:ascii="Symbol" w:hAnsi="Symbol" w:hint="default"/>
+      </w:rPr>
+    </w:lvl>
+    <w:lvl w:ilvl="4" w:tplc="04240003" w:tentative="1">
+      <w:start w:val="1"/>
+      <w:numFmt w:val="bullet"/>
+      <w:lvlText w:val="o"/>
+      <w:lvlJc w:val="left"/>
+      <w:pPr>
+        <w:ind w:left="5364" w:hanging="360"/>
+      </w:pPr>
+      <w:rPr>
+        <w:rFonts w:ascii="Courier New" w:hAnsi="Courier New" w:cs="Courier New" w:hint="default"/>
+      </w:rPr>
+    </w:lvl>
+    <w:lvl w:ilvl="5" w:tplc="04240005" w:tentative="1">
+      <w:start w:val="1"/>
+      <w:numFmt w:val="bullet"/>
+      <w:lvlText w:val=""/>
+      <w:lvlJc w:val="left"/>
+      <w:pPr>
+        <w:ind w:left="6084" w:hanging="360"/>
+      </w:pPr>
+      <w:rPr>
+        <w:rFonts w:ascii="Wingdings" w:hAnsi="Wingdings" w:hint="default"/>
+      </w:rPr>
+    </w:lvl>
+    <w:lvl w:ilvl="6" w:tplc="04240001" w:tentative="1">
+      <w:start w:val="1"/>
+      <w:numFmt w:val="bullet"/>
+      <w:lvlText w:val=""/>
+      <w:lvlJc w:val="left"/>
+      <w:pPr>
+        <w:ind w:left="6804" w:hanging="360"/>
+      </w:pPr>
+      <w:rPr>
+        <w:rFonts w:ascii="Symbol" w:hAnsi="Symbol" w:hint="default"/>
+      </w:rPr>
+    </w:lvl>
+    <w:lvl w:ilvl="7" w:tplc="04240003" w:tentative="1">
+      <w:start w:val="1"/>
+      <w:numFmt w:val="bullet"/>
+      <w:lvlText w:val="o"/>
+      <w:lvlJc w:val="left"/>
+      <w:pPr>
+        <w:ind w:left="7524" w:hanging="360"/>
+      </w:pPr>
+      <w:rPr>
+        <w:rFonts w:ascii="Courier New" w:hAnsi="Courier New" w:cs="Courier New" w:hint="default"/>
+      </w:rPr>
+    </w:lvl>
+    <w:lvl w:ilvl="8" w:tplc="04240005" w:tentative="1">
+      <w:start w:val="1"/>
+      <w:numFmt w:val="bullet"/>
+      <w:lvlText w:val=""/>
+      <w:lvlJc w:val="left"/>
+      <w:pPr>
+        <w:ind w:left="8244" w:hanging="360"/>
+      </w:pPr>
+      <w:rPr>
+        <w:rFonts w:ascii="Wingdings" w:hAnsi="Wingdings" w:hint="default"/>
+      </w:rPr>
+    </w:lvl>
+  </w:abstractNum>
+  <w:abstractNum w:abstractNumId="2" w15:restartNumberingAfterBreak="0">
+    <w:nsid w:val="79BC7110"/>
+    <w:multiLevelType w:val="hybridMultilevel"/>
+    <w:tmpl w:val="4E602A2E"/>
+    <w:lvl w:ilvl="0" w:tplc="63787ED4">
+      <w:numFmt w:val="bullet"/>
+      <w:lvlText w:val="-"/>
+      <w:lvlJc w:val="left"/>
+      <w:pPr>
+        <w:ind w:left="720" w:hanging="360"/>
+      </w:pPr>
+      <w:rPr>
+        <w:rFonts w:ascii="Aptos" w:eastAsiaTheme="minorHAnsi" w:hAnsi="Aptos" w:cstheme="minorBidi" w:hint="default"/>
+      </w:rPr>
+    </w:lvl>
+    <w:lvl w:ilvl="1" w:tplc="04240003">
+      <w:start w:val="1"/>
+      <w:numFmt w:val="bullet"/>
+      <w:lvlText w:val="o"/>
+      <w:lvlJc w:val="left"/>
+      <w:pPr>
+        <w:ind w:left="1440" w:hanging="360"/>
+      </w:pPr>
+      <w:rPr>
+        <w:rFonts w:ascii="Courier New" w:hAnsi="Courier New" w:cs="Courier New" w:hint="default"/>
+      </w:rPr>
+    </w:lvl>
+    <w:lvl w:ilvl="2" w:tplc="04240005">
+      <w:start w:val="1"/>
+      <w:numFmt w:val="bullet"/>
+      <w:lvlText w:val=""/>
+      <w:lvlJc w:val="left"/>
+      <w:pPr>
+        <w:ind w:left="2160" w:hanging="360"/>
+      </w:pPr>
+      <w:rPr>
+        <w:rFonts w:ascii="Wingdings" w:hAnsi="Wingdings" w:hint="default"/>
+      </w:rPr>
+    </w:lvl>
+    <w:lvl w:ilvl="3" w:tplc="04240001" w:tentative="1">
+      <w:start w:val="1"/>
+      <w:numFmt w:val="bullet"/>
+      <w:lvlText w:val=""/>
+      <w:lvlJc w:val="left"/>
+      <w:pPr>
+        <w:ind w:left="2880" w:hanging="360"/>
+      </w:pPr>
+      <w:rPr>
+        <w:rFonts w:ascii="Symbol" w:hAnsi="Symbol" w:hint="default"/>
+      </w:rPr>
+    </w:lvl>
+    <w:lvl w:ilvl="4" w:tplc="04240003" w:tentative="1">
+      <w:start w:val="1"/>
+      <w:numFmt w:val="bullet"/>
+      <w:lvlText w:val="o"/>
+      <w:lvlJc w:val="left"/>
+      <w:pPr>
+        <w:ind w:left="3600" w:hanging="360"/>
+      </w:pPr>
+      <w:rPr>
+        <w:rFonts w:ascii="Courier New" w:hAnsi="Courier New" w:cs="Courier New" w:hint="default"/>
+      </w:rPr>
+    </w:lvl>
+    <w:lvl w:ilvl="5" w:tplc="04240005" w:tentative="1">
+      <w:start w:val="1"/>
+      <w:numFmt w:val="bullet"/>
+      <w:lvlText w:val=""/>
+      <w:lvlJc w:val="left"/>
+      <w:pPr>
+        <w:ind w:left="4320" w:hanging="360"/>
+      </w:pPr>
+      <w:rPr>
+        <w:rFonts w:ascii="Wingdings" w:hAnsi="Wingdings" w:hint="default"/>
+      </w:rPr>
+    </w:lvl>
+    <w:lvl w:ilvl="6" w:tplc="04240001" w:tentative="1">
+      <w:start w:val="1"/>
+      <w:numFmt w:val="bullet"/>
+      <w:lvlText w:val=""/>
+      <w:lvlJc w:val="left"/>
+      <w:pPr>
+        <w:ind w:left="5040" w:hanging="360"/>
+      </w:pPr>
+      <w:rPr>
+        <w:rFonts w:ascii="Symbol" w:hAnsi="Symbol" w:hint="default"/>
+      </w:rPr>
+    </w:lvl>
+    <w:lvl w:ilvl="7" w:tplc="04240003" w:tentative="1">
+      <w:start w:val="1"/>
+      <w:numFmt w:val="bullet"/>
+      <w:lvlText w:val="o"/>
+      <w:lvlJc w:val="left"/>
+      <w:pPr>
+        <w:ind w:left="5760" w:hanging="360"/>
+      </w:pPr>
+      <w:rPr>
+        <w:rFonts w:ascii="Courier New" w:hAnsi="Courier New" w:cs="Courier New" w:hint="default"/>
+      </w:rPr>
+    </w:lvl>
+    <w:lvl w:ilvl="8" w:tplc="04240005" w:tentative="1">
+      <w:start w:val="1"/>
+      <w:numFmt w:val="bullet"/>
+      <w:lvlText w:val=""/>
+      <w:lvlJc w:val="left"/>
+      <w:pPr>
         <w:ind w:left="6480" w:hanging="360"/>
       </w:pPr>
       <w:rPr>
@@ -442,7 +1345,13 @@
     </w:lvl>
   </w:abstractNum>
   <w:num w:numId="1" w16cid:durableId="1701397812">
+    <w:abstractNumId w:val="2"/>
+  </w:num>
+  <w:num w:numId="2" w16cid:durableId="296690683">
     <w:abstractNumId w:val="0"/>
+  </w:num>
+  <w:num w:numId="3" w16cid:durableId="233471345">
+    <w:abstractNumId w:val="1"/>
   </w:num>
 </w:numbering>
 </file>
@@ -1471,6 +2380,25 @@
       <w:u w:val="single"/>
     </w:rPr>
   </w:style>
+  <w:style w:type="table" w:styleId="Tabelamrea">
+    <w:name w:val="Table Grid"/>
+    <w:basedOn w:val="Navadnatabela"/>
+    <w:uiPriority w:val="39"/>
+    <w:rsid w:val="00BA638B"/>
+    <w:pPr>
+      <w:spacing w:after="0" w:line="240" w:lineRule="auto"/>
+    </w:pPr>
+    <w:tblPr>
+      <w:tblBorders>
+        <w:top w:val="single" w:sz="4" w:space="0" w:color="auto"/>
+        <w:left w:val="single" w:sz="4" w:space="0" w:color="auto"/>
+        <w:bottom w:val="single" w:sz="4" w:space="0" w:color="auto"/>
+        <w:right w:val="single" w:sz="4" w:space="0" w:color="auto"/>
+        <w:insideH w:val="single" w:sz="4" w:space="0" w:color="auto"/>
+        <w:insideV w:val="single" w:sz="4" w:space="0" w:color="auto"/>
+      </w:tblBorders>
+    </w:tblPr>
+  </w:style>
 </w:styles>
 </file>
 

--- a/WizardGame/Dokumentacija/2D RPG igra.docx
+++ b/WizardGame/Dokumentacija/2D RPG igra.docx
@@ -1,6 +1,6 @@
 
 <file path=word/document.xml><?xml version="1.0" encoding="utf-8"?>
-<w:document xmlns:wpc="http://schemas.microsoft.com/office/word/2010/wordprocessingCanvas" xmlns:cx="http://schemas.microsoft.com/office/drawing/2014/chartex" xmlns:cx1="http://schemas.microsoft.com/office/drawing/2015/9/8/chartex" xmlns:cx2="http://schemas.microsoft.com/office/drawing/2015/10/21/chartex" xmlns:cx3="http://schemas.microsoft.com/office/drawing/2016/5/9/chartex" xmlns:cx4="http://schemas.microsoft.com/office/drawing/2016/5/10/chartex" xmlns:cx5="http://schemas.microsoft.com/office/drawing/2016/5/11/chartex" xmlns:cx6="http://schemas.microsoft.com/office/drawing/2016/5/12/chartex" xmlns:cx7="http://schemas.microsoft.com/office/drawing/2016/5/13/chartex" xmlns:cx8="http://schemas.microsoft.com/office/drawing/2016/5/14/chartex" xmlns:mc="http://schemas.openxmlformats.org/markup-compatibility/2006" xmlns:aink="http://schemas.microsoft.com/office/drawing/2016/ink" xmlns:am3d="http://schemas.microsoft.com/office/drawing/2017/model3d" xmlns:o="urn:schemas-microsoft-com:office:office" xmlns:oel="http://schemas.microsoft.com/office/2019/extlst" xmlns:r="http://schemas.openxmlformats.org/officeDocument/2006/relationships" xmlns:m="http://schemas.openxmlformats.org/officeDocument/2006/math" xmlns:v="urn:schemas-microsoft-com:vml" xmlns:wp14="http://schemas.microsoft.com/office/word/2010/wordprocessingDrawing" xmlns:wp="http://schemas.openxmlformats.org/drawingml/2006/wordprocessingDrawing" xmlns:w10="urn:schemas-microsoft-com:office:word" xmlns:w="http://schemas.openxmlformats.org/wordprocessingml/2006/main" xmlns:w14="http://schemas.microsoft.com/office/word/2010/wordml" xmlns:w15="http://schemas.microsoft.com/office/word/2012/wordml" xmlns:w16cex="http://schemas.microsoft.com/office/word/2018/wordml/cex" xmlns:w16cid="http://schemas.microsoft.com/office/word/2016/wordml/cid" xmlns:w16="http://schemas.microsoft.com/office/word/2018/wordml" xmlns:w16du="http://schemas.microsoft.com/office/word/2023/wordml/word16du" xmlns:w16sdtdh="http://schemas.microsoft.com/office/word/2020/wordml/sdtdatahash" xmlns:w16sdtfl="http://schemas.microsoft.com/office/word/2024/wordml/sdtformatlock" xmlns:w16se="http://schemas.microsoft.com/office/word/2015/wordml/symex" xmlns:wpg="http://schemas.microsoft.com/office/word/2010/wordprocessingGroup" xmlns:wpi="http://schemas.microsoft.com/office/word/2010/wordprocessingInk" xmlns:wne="http://schemas.microsoft.com/office/word/2006/wordml" xmlns:wps="http://schemas.microsoft.com/office/word/2010/wordprocessingShape" mc:Ignorable="w14 w15 w16se w16cid w16 w16cex w16sdtdh w16sdtfl w16du wp14">
+<w:document xmlns:wpc="http://schemas.microsoft.com/office/word/2010/wordprocessingCanvas" xmlns:cx="http://schemas.microsoft.com/office/drawing/2014/chartex" xmlns:cx1="http://schemas.microsoft.com/office/drawing/2015/9/8/chartex" xmlns:cx2="http://schemas.microsoft.com/office/drawing/2015/10/21/chartex" xmlns:cx3="http://schemas.microsoft.com/office/drawing/2016/5/9/chartex" xmlns:cx4="http://schemas.microsoft.com/office/drawing/2016/5/10/chartex" xmlns:cx5="http://schemas.microsoft.com/office/drawing/2016/5/11/chartex" xmlns:cx6="http://schemas.microsoft.com/office/drawing/2016/5/12/chartex" xmlns:cx7="http://schemas.microsoft.com/office/drawing/2016/5/13/chartex" xmlns:cx8="http://schemas.microsoft.com/office/drawing/2016/5/14/chartex" xmlns:mc="http://schemas.openxmlformats.org/markup-compatibility/2006" xmlns:aink="http://schemas.microsoft.com/office/drawing/2016/ink" xmlns:am3d="http://schemas.microsoft.com/office/drawing/2017/model3d" xmlns:o="urn:schemas-microsoft-com:office:office" xmlns:oel="http://schemas.microsoft.com/office/2019/extlst" xmlns:r="http://schemas.openxmlformats.org/officeDocument/2006/relationships" xmlns:m="http://schemas.openxmlformats.org/officeDocument/2006/math" xmlns:v="urn:schemas-microsoft-com:vml" xmlns:wp14="http://schemas.microsoft.com/office/word/2010/wordprocessingDrawing" xmlns:wp="http://schemas.openxmlformats.org/drawingml/2006/wordprocessingDrawing" xmlns:w10="urn:schemas-microsoft-com:office:word" xmlns:w="http://schemas.openxmlformats.org/wordprocessingml/2006/main" xmlns:w14="http://schemas.microsoft.com/office/word/2010/wordml" xmlns:w15="http://schemas.microsoft.com/office/word/2012/wordml" xmlns:w16cex="http://schemas.microsoft.com/office/word/2018/wordml/cex" xmlns:w16cid="http://schemas.microsoft.com/office/word/2016/wordml/cid" xmlns:w16="http://schemas.microsoft.com/office/word/2018/wordml" xmlns:w16sdtdh="http://schemas.microsoft.com/office/word/2020/wordml/sdtdatahash" xmlns:w16se="http://schemas.microsoft.com/office/word/2015/wordml/symex" xmlns:wpg="http://schemas.microsoft.com/office/word/2010/wordprocessingGroup" xmlns:wpi="http://schemas.microsoft.com/office/word/2010/wordprocessingInk" xmlns:wne="http://schemas.microsoft.com/office/word/2006/wordml" xmlns:wps="http://schemas.microsoft.com/office/word/2010/wordprocessingShape" mc:Ignorable="w14 w15 w16se w16cid w16 w16cex w16sdtdh wp14">
   <w:body>
     <w:p/>
     <w:p>
@@ -345,19 +345,7 @@
           <w:rPr>
             <w:rStyle w:val="Hiperpovezava"/>
           </w:rPr>
-          <w:t>https://pytmx.readth</w:t>
-        </w:r>
-        <w:r>
-          <w:rPr>
-            <w:rStyle w:val="Hiperpovezava"/>
-          </w:rPr>
-          <w:t>e</w:t>
-        </w:r>
-        <w:r>
-          <w:rPr>
-            <w:rStyle w:val="Hiperpovezava"/>
-          </w:rPr>
-          <w:t>docs.io/en/latest/genindex.html</w:t>
+          <w:t>https://pytmx.readthedocs.io/en/latest/genindex.html</w:t>
         </w:r>
       </w:hyperlink>
     </w:p>
@@ -383,7 +371,7 @@
           <w:lang w:val="bs-Latn-BA"/>
         </w:rPr>
       </w:pPr>
-      <w:hyperlink r:id="rId11" w:history="1">
+      <w:hyperlink r:id="rId11" w:anchor="parse_properties" w:history="1">
         <w:r>
           <w:rPr>
             <w:rStyle w:val="Hiperpovezava"/>
@@ -447,25 +435,15 @@
         </w:rPr>
         <w:t xml:space="preserve">Pygame sprites: </w:t>
       </w:r>
-      <w:r>
-        <w:fldChar w:fldCharType="begin"/>
-      </w:r>
-      <w:r>
-        <w:instrText>HYPERLINK "https://www.pygame.org/docs/ref/sprite.html"</w:instrText>
-      </w:r>
-      <w:r>
-        <w:fldChar w:fldCharType="separate"/>
-      </w:r>
-      <w:r>
-        <w:rPr>
-          <w:rStyle w:val="Hiperpovezava"/>
-          <w:lang w:val="bs-Latn-BA"/>
-        </w:rPr>
-        <w:t>https://www.pygame.org/docs/ref/sprite.html</w:t>
-      </w:r>
-      <w:r>
-        <w:fldChar w:fldCharType="end"/>
-      </w:r>
+      <w:hyperlink r:id="rId12" w:history="1">
+        <w:r>
+          <w:rPr>
+            <w:rStyle w:val="Hiperpovezava"/>
+            <w:lang w:val="bs-Latn-BA"/>
+          </w:rPr>
+          <w:t>https://www.pygame.org/docs/ref/sprite.html</w:t>
+        </w:r>
+      </w:hyperlink>
     </w:p>
     <w:p>
       <w:pPr>
@@ -473,7 +451,7 @@
           <w:lang w:val="bs-Latn-BA"/>
         </w:rPr>
       </w:pPr>
-      <w:hyperlink r:id="rId12" w:history="1">
+      <w:hyperlink r:id="rId13" w:history="1">
         <w:r>
           <w:rPr>
             <w:rStyle w:val="Hiperpovezava"/>
@@ -497,7 +475,7 @@
       </w:r>
     </w:p>
     <w:p>
-      <w:hyperlink r:id="rId13" w:history="1">
+      <w:hyperlink r:id="rId14" w:history="1">
         <w:r>
           <w:rPr>
             <w:rStyle w:val="Hiperpovezava"/>
@@ -514,7 +492,7 @@
       </w:hyperlink>
     </w:p>
     <w:p>
-      <w:hyperlink r:id="rId14" w:history="1">
+      <w:hyperlink r:id="rId15" w:history="1">
         <w:r>
           <w:rPr>
             <w:rStyle w:val="Hiperpovezava"/>
@@ -542,7 +520,7 @@
       </w:r>
     </w:p>
     <w:p>
-      <w:hyperlink r:id="rId15" w:history="1">
+      <w:hyperlink r:id="rId16" w:history="1">
         <w:r>
           <w:rPr>
             <w:rStyle w:val="Hiperpovezava"/>
@@ -575,7 +553,7 @@
       <w:proofErr w:type="spellEnd"/>
     </w:p>
     <w:p>
-      <w:hyperlink r:id="rId16" w:history="1">
+      <w:hyperlink r:id="rId17" w:history="1">
         <w:r>
           <w:rPr>
             <w:rStyle w:val="Hiperpovezava"/>
@@ -587,13 +565,7 @@
     <w:p>
       <w:proofErr w:type="spellStart"/>
       <w:r>
-        <w:t>Youtu</w:t>
-      </w:r>
-      <w:r>
-        <w:t>u</w:t>
-      </w:r>
-      <w:r>
-        <w:t>e</w:t>
+        <w:t>Youtuue</w:t>
       </w:r>
       <w:proofErr w:type="spellEnd"/>
       <w:r>
@@ -612,7 +584,7 @@
       <w:r>
         <w:br/>
       </w:r>
-      <w:hyperlink r:id="rId17" w:history="1">
+      <w:hyperlink r:id="rId18" w:history="1">
         <w:r>
           <w:rPr>
             <w:rStyle w:val="Hiperpovezava"/>
@@ -622,24 +594,12 @@
       </w:hyperlink>
     </w:p>
     <w:p>
-      <w:hyperlink r:id="rId18" w:history="1">
+      <w:hyperlink r:id="rId19" w:history="1">
         <w:r>
           <w:rPr>
             <w:rStyle w:val="Hiperpovezava"/>
           </w:rPr>
-          <w:t>https://www.youtube.com/watc</w:t>
-        </w:r>
-        <w:r>
-          <w:rPr>
-            <w:rStyle w:val="Hiperpovezava"/>
-          </w:rPr>
-          <w:t>h</w:t>
-        </w:r>
-        <w:r>
-          <w:rPr>
-            <w:rStyle w:val="Hiperpovezava"/>
-          </w:rPr>
-          <w:t>?v=vAfveKX1pSc</w:t>
+          <w:t>https://www.youtube.com/watch?v=vAfveKX1pSc</w:t>
         </w:r>
       </w:hyperlink>
       <w:r>
@@ -665,7 +625,7 @@
       <w:r>
         <w:tab/>
       </w:r>
-      <w:hyperlink r:id="rId19" w:history="1">
+      <w:hyperlink r:id="rId20" w:history="1">
         <w:r>
           <w:rPr>
             <w:rStyle w:val="Hiperpovezava"/>
@@ -682,7 +642,7 @@
       <w:r>
         <w:tab/>
       </w:r>
-      <w:hyperlink r:id="rId20" w:history="1">
+      <w:hyperlink r:id="rId21" w:history="1">
         <w:r>
           <w:rPr>
             <w:rStyle w:val="Hiperpovezava"/>
@@ -708,7 +668,7 @@
       <w:pPr>
         <w:ind w:firstLine="708"/>
       </w:pPr>
-      <w:hyperlink r:id="rId21" w:history="1">
+      <w:hyperlink r:id="rId22" w:history="1">
         <w:r>
           <w:rPr>
             <w:rStyle w:val="Hiperpovezava"/>
@@ -734,7 +694,7 @@
       <w:r>
         <w:br/>
       </w:r>
-      <w:hyperlink r:id="rId22" w:history="1">
+      <w:hyperlink r:id="rId23" w:history="1">
         <w:r>
           <w:rPr>
             <w:rStyle w:val="Hiperpovezava"/>
@@ -744,7 +704,7 @@
       </w:hyperlink>
     </w:p>
     <w:p>
-      <w:hyperlink r:id="rId23" w:history="1">
+      <w:hyperlink r:id="rId24" w:history="1">
         <w:r>
           <w:rPr>
             <w:rStyle w:val="Hiperpovezava"/>
@@ -779,7 +739,7 @@
       <w:r>
         <w:tab/>
       </w:r>
-      <w:hyperlink r:id="rId24" w:history="1">
+      <w:hyperlink r:id="rId25" w:history="1">
         <w:r>
           <w:rPr>
             <w:rStyle w:val="Hiperpovezava"/>
@@ -792,7 +752,7 @@
       <w:r>
         <w:tab/>
       </w:r>
-      <w:hyperlink r:id="rId25" w:history="1">
+      <w:hyperlink r:id="rId26" w:history="1">
         <w:r>
           <w:rPr>
             <w:rStyle w:val="Hiperpovezava"/>
@@ -805,7 +765,7 @@
       <w:r>
         <w:tab/>
       </w:r>
-      <w:hyperlink r:id="rId26" w:history="1">
+      <w:hyperlink r:id="rId27" w:history="1">
         <w:r>
           <w:rPr>
             <w:rStyle w:val="Hiperpovezava"/>
@@ -827,7 +787,7 @@
       <w:r>
         <w:tab/>
       </w:r>
-      <w:hyperlink r:id="rId27" w:history="1">
+      <w:hyperlink r:id="rId28" w:history="1">
         <w:r>
           <w:rPr>
             <w:rStyle w:val="Hiperpovezava"/>
@@ -853,8 +813,8 @@
     <w:p/>
     <w:p/>
     <w:sectPr>
-      <w:headerReference w:type="default" r:id="rId28"/>
-      <w:footerReference w:type="default" r:id="rId29"/>
+      <w:headerReference w:type="default" r:id="rId29"/>
+      <w:footerReference w:type="default" r:id="rId30"/>
       <w:pgSz w:w="11906" w:h="16838"/>
       <w:pgMar w:top="1417" w:right="1417" w:bottom="1417" w:left="1417" w:header="708" w:footer="708" w:gutter="0"/>
       <w:cols w:space="708"/>
@@ -865,7 +825,7 @@
 </file>
 
 <file path=word/endnotes.xml><?xml version="1.0" encoding="utf-8"?>
-<w:endnotes xmlns:wpc="http://schemas.microsoft.com/office/word/2010/wordprocessingCanvas" xmlns:cx="http://schemas.microsoft.com/office/drawing/2014/chartex" xmlns:cx1="http://schemas.microsoft.com/office/drawing/2015/9/8/chartex" xmlns:cx2="http://schemas.microsoft.com/office/drawing/2015/10/21/chartex" xmlns:cx3="http://schemas.microsoft.com/office/drawing/2016/5/9/chartex" xmlns:cx4="http://schemas.microsoft.com/office/drawing/2016/5/10/chartex" xmlns:cx5="http://schemas.microsoft.com/office/drawing/2016/5/11/chartex" xmlns:cx6="http://schemas.microsoft.com/office/drawing/2016/5/12/chartex" xmlns:cx7="http://schemas.microsoft.com/office/drawing/2016/5/13/chartex" xmlns:cx8="http://schemas.microsoft.com/office/drawing/2016/5/14/chartex" xmlns:mc="http://schemas.openxmlformats.org/markup-compatibility/2006" xmlns:aink="http://schemas.microsoft.com/office/drawing/2016/ink" xmlns:am3d="http://schemas.microsoft.com/office/drawing/2017/model3d" xmlns:o="urn:schemas-microsoft-com:office:office" xmlns:oel="http://schemas.microsoft.com/office/2019/extlst" xmlns:r="http://schemas.openxmlformats.org/officeDocument/2006/relationships" xmlns:m="http://schemas.openxmlformats.org/officeDocument/2006/math" xmlns:v="urn:schemas-microsoft-com:vml" xmlns:wp14="http://schemas.microsoft.com/office/word/2010/wordprocessingDrawing" xmlns:wp="http://schemas.openxmlformats.org/drawingml/2006/wordprocessingDrawing" xmlns:w10="urn:schemas-microsoft-com:office:word" xmlns:w="http://schemas.openxmlformats.org/wordprocessingml/2006/main" xmlns:w14="http://schemas.microsoft.com/office/word/2010/wordml" xmlns:w15="http://schemas.microsoft.com/office/word/2012/wordml" xmlns:w16cex="http://schemas.microsoft.com/office/word/2018/wordml/cex" xmlns:w16cid="http://schemas.microsoft.com/office/word/2016/wordml/cid" xmlns:w16="http://schemas.microsoft.com/office/word/2018/wordml" xmlns:w16du="http://schemas.microsoft.com/office/word/2023/wordml/word16du" xmlns:w16sdtdh="http://schemas.microsoft.com/office/word/2020/wordml/sdtdatahash" xmlns:w16sdtfl="http://schemas.microsoft.com/office/word/2024/wordml/sdtformatlock" xmlns:w16se="http://schemas.microsoft.com/office/word/2015/wordml/symex" xmlns:wpg="http://schemas.microsoft.com/office/word/2010/wordprocessingGroup" xmlns:wpi="http://schemas.microsoft.com/office/word/2010/wordprocessingInk" xmlns:wne="http://schemas.microsoft.com/office/word/2006/wordml" xmlns:wps="http://schemas.microsoft.com/office/word/2010/wordprocessingShape" mc:Ignorable="w14 w15 w16se w16cid w16 w16cex w16sdtdh w16sdtfl w16du wp14">
+<w:endnotes xmlns:wpc="http://schemas.microsoft.com/office/word/2010/wordprocessingCanvas" xmlns:cx="http://schemas.microsoft.com/office/drawing/2014/chartex" xmlns:cx1="http://schemas.microsoft.com/office/drawing/2015/9/8/chartex" xmlns:cx2="http://schemas.microsoft.com/office/drawing/2015/10/21/chartex" xmlns:cx3="http://schemas.microsoft.com/office/drawing/2016/5/9/chartex" xmlns:cx4="http://schemas.microsoft.com/office/drawing/2016/5/10/chartex" xmlns:cx5="http://schemas.microsoft.com/office/drawing/2016/5/11/chartex" xmlns:cx6="http://schemas.microsoft.com/office/drawing/2016/5/12/chartex" xmlns:cx7="http://schemas.microsoft.com/office/drawing/2016/5/13/chartex" xmlns:cx8="http://schemas.microsoft.com/office/drawing/2016/5/14/chartex" xmlns:mc="http://schemas.openxmlformats.org/markup-compatibility/2006" xmlns:aink="http://schemas.microsoft.com/office/drawing/2016/ink" xmlns:am3d="http://schemas.microsoft.com/office/drawing/2017/model3d" xmlns:o="urn:schemas-microsoft-com:office:office" xmlns:oel="http://schemas.microsoft.com/office/2019/extlst" xmlns:r="http://schemas.openxmlformats.org/officeDocument/2006/relationships" xmlns:m="http://schemas.openxmlformats.org/officeDocument/2006/math" xmlns:v="urn:schemas-microsoft-com:vml" xmlns:wp14="http://schemas.microsoft.com/office/word/2010/wordprocessingDrawing" xmlns:wp="http://schemas.openxmlformats.org/drawingml/2006/wordprocessingDrawing" xmlns:w10="urn:schemas-microsoft-com:office:word" xmlns:w="http://schemas.openxmlformats.org/wordprocessingml/2006/main" xmlns:w14="http://schemas.microsoft.com/office/word/2010/wordml" xmlns:w15="http://schemas.microsoft.com/office/word/2012/wordml" xmlns:w16cex="http://schemas.microsoft.com/office/word/2018/wordml/cex" xmlns:w16cid="http://schemas.microsoft.com/office/word/2016/wordml/cid" xmlns:w16="http://schemas.microsoft.com/office/word/2018/wordml" xmlns:w16sdtdh="http://schemas.microsoft.com/office/word/2020/wordml/sdtdatahash" xmlns:w16se="http://schemas.microsoft.com/office/word/2015/wordml/symex" xmlns:wpg="http://schemas.microsoft.com/office/word/2010/wordprocessingGroup" xmlns:wpi="http://schemas.microsoft.com/office/word/2010/wordprocessingInk" xmlns:wne="http://schemas.microsoft.com/office/word/2006/wordml" xmlns:wps="http://schemas.microsoft.com/office/word/2010/wordprocessingShape" mc:Ignorable="w14 w15 w16se w16cid w16 w16cex w16sdtdh wp14">
   <w:endnote w:type="separator" w:id="-1">
     <w:p>
       <w:pPr>
@@ -890,7 +850,7 @@
 </file>
 
 <file path=word/footer1.xml><?xml version="1.0" encoding="utf-8"?>
-<w:ftr xmlns:wpc="http://schemas.microsoft.com/office/word/2010/wordprocessingCanvas" xmlns:cx="http://schemas.microsoft.com/office/drawing/2014/chartex" xmlns:cx1="http://schemas.microsoft.com/office/drawing/2015/9/8/chartex" xmlns:cx2="http://schemas.microsoft.com/office/drawing/2015/10/21/chartex" xmlns:cx3="http://schemas.microsoft.com/office/drawing/2016/5/9/chartex" xmlns:cx4="http://schemas.microsoft.com/office/drawing/2016/5/10/chartex" xmlns:cx5="http://schemas.microsoft.com/office/drawing/2016/5/11/chartex" xmlns:cx6="http://schemas.microsoft.com/office/drawing/2016/5/12/chartex" xmlns:cx7="http://schemas.microsoft.com/office/drawing/2016/5/13/chartex" xmlns:cx8="http://schemas.microsoft.com/office/drawing/2016/5/14/chartex" xmlns:mc="http://schemas.openxmlformats.org/markup-compatibility/2006" xmlns:aink="http://schemas.microsoft.com/office/drawing/2016/ink" xmlns:am3d="http://schemas.microsoft.com/office/drawing/2017/model3d" xmlns:o="urn:schemas-microsoft-com:office:office" xmlns:oel="http://schemas.microsoft.com/office/2019/extlst" xmlns:r="http://schemas.openxmlformats.org/officeDocument/2006/relationships" xmlns:m="http://schemas.openxmlformats.org/officeDocument/2006/math" xmlns:v="urn:schemas-microsoft-com:vml" xmlns:wp14="http://schemas.microsoft.com/office/word/2010/wordprocessingDrawing" xmlns:wp="http://schemas.openxmlformats.org/drawingml/2006/wordprocessingDrawing" xmlns:w10="urn:schemas-microsoft-com:office:word" xmlns:w="http://schemas.openxmlformats.org/wordprocessingml/2006/main" xmlns:w14="http://schemas.microsoft.com/office/word/2010/wordml" xmlns:w15="http://schemas.microsoft.com/office/word/2012/wordml" xmlns:w16cex="http://schemas.microsoft.com/office/word/2018/wordml/cex" xmlns:w16cid="http://schemas.microsoft.com/office/word/2016/wordml/cid" xmlns:w16="http://schemas.microsoft.com/office/word/2018/wordml" xmlns:w16du="http://schemas.microsoft.com/office/word/2023/wordml/word16du" xmlns:w16sdtdh="http://schemas.microsoft.com/office/word/2020/wordml/sdtdatahash" xmlns:w16sdtfl="http://schemas.microsoft.com/office/word/2024/wordml/sdtformatlock" xmlns:w16se="http://schemas.microsoft.com/office/word/2015/wordml/symex" xmlns:wpg="http://schemas.microsoft.com/office/word/2010/wordprocessingGroup" xmlns:wpi="http://schemas.microsoft.com/office/word/2010/wordprocessingInk" xmlns:wne="http://schemas.microsoft.com/office/word/2006/wordml" xmlns:wps="http://schemas.microsoft.com/office/word/2010/wordprocessingShape" mc:Ignorable="w14 w15 w16se w16cid w16 w16cex w16sdtdh w16sdtfl w16du wp14">
+<w:ftr xmlns:wpc="http://schemas.microsoft.com/office/word/2010/wordprocessingCanvas" xmlns:cx="http://schemas.microsoft.com/office/drawing/2014/chartex" xmlns:cx1="http://schemas.microsoft.com/office/drawing/2015/9/8/chartex" xmlns:cx2="http://schemas.microsoft.com/office/drawing/2015/10/21/chartex" xmlns:cx3="http://schemas.microsoft.com/office/drawing/2016/5/9/chartex" xmlns:cx4="http://schemas.microsoft.com/office/drawing/2016/5/10/chartex" xmlns:cx5="http://schemas.microsoft.com/office/drawing/2016/5/11/chartex" xmlns:cx6="http://schemas.microsoft.com/office/drawing/2016/5/12/chartex" xmlns:cx7="http://schemas.microsoft.com/office/drawing/2016/5/13/chartex" xmlns:cx8="http://schemas.microsoft.com/office/drawing/2016/5/14/chartex" xmlns:mc="http://schemas.openxmlformats.org/markup-compatibility/2006" xmlns:aink="http://schemas.microsoft.com/office/drawing/2016/ink" xmlns:am3d="http://schemas.microsoft.com/office/drawing/2017/model3d" xmlns:o="urn:schemas-microsoft-com:office:office" xmlns:oel="http://schemas.microsoft.com/office/2019/extlst" xmlns:r="http://schemas.openxmlformats.org/officeDocument/2006/relationships" xmlns:m="http://schemas.openxmlformats.org/officeDocument/2006/math" xmlns:v="urn:schemas-microsoft-com:vml" xmlns:wp14="http://schemas.microsoft.com/office/word/2010/wordprocessingDrawing" xmlns:wp="http://schemas.openxmlformats.org/drawingml/2006/wordprocessingDrawing" xmlns:w10="urn:schemas-microsoft-com:office:word" xmlns:w="http://schemas.openxmlformats.org/wordprocessingml/2006/main" xmlns:w14="http://schemas.microsoft.com/office/word/2010/wordml" xmlns:w15="http://schemas.microsoft.com/office/word/2012/wordml" xmlns:w16cex="http://schemas.microsoft.com/office/word/2018/wordml/cex" xmlns:w16cid="http://schemas.microsoft.com/office/word/2016/wordml/cid" xmlns:w16="http://schemas.microsoft.com/office/word/2018/wordml" xmlns:w16sdtdh="http://schemas.microsoft.com/office/word/2020/wordml/sdtdatahash" xmlns:w16se="http://schemas.microsoft.com/office/word/2015/wordml/symex" xmlns:wpg="http://schemas.microsoft.com/office/word/2010/wordprocessingGroup" xmlns:wpi="http://schemas.microsoft.com/office/word/2010/wordprocessingInk" xmlns:wne="http://schemas.microsoft.com/office/word/2006/wordml" xmlns:wps="http://schemas.microsoft.com/office/word/2010/wordprocessingShape" mc:Ignorable="w14 w15 w16se w16cid w16 w16cex w16sdtdh wp14">
   <w:tbl>
     <w:tblPr>
       <w:tblStyle w:val="Tabelamrea"/>
@@ -959,7 +919,7 @@
 </file>
 
 <file path=word/footnotes.xml><?xml version="1.0" encoding="utf-8"?>
-<w:footnotes xmlns:wpc="http://schemas.microsoft.com/office/word/2010/wordprocessingCanvas" xmlns:cx="http://schemas.microsoft.com/office/drawing/2014/chartex" xmlns:cx1="http://schemas.microsoft.com/office/drawing/2015/9/8/chartex" xmlns:cx2="http://schemas.microsoft.com/office/drawing/2015/10/21/chartex" xmlns:cx3="http://schemas.microsoft.com/office/drawing/2016/5/9/chartex" xmlns:cx4="http://schemas.microsoft.com/office/drawing/2016/5/10/chartex" xmlns:cx5="http://schemas.microsoft.com/office/drawing/2016/5/11/chartex" xmlns:cx6="http://schemas.microsoft.com/office/drawing/2016/5/12/chartex" xmlns:cx7="http://schemas.microsoft.com/office/drawing/2016/5/13/chartex" xmlns:cx8="http://schemas.microsoft.com/office/drawing/2016/5/14/chartex" xmlns:mc="http://schemas.openxmlformats.org/markup-compatibility/2006" xmlns:aink="http://schemas.microsoft.com/office/drawing/2016/ink" xmlns:am3d="http://schemas.microsoft.com/office/drawing/2017/model3d" xmlns:o="urn:schemas-microsoft-com:office:office" xmlns:oel="http://schemas.microsoft.com/office/2019/extlst" xmlns:r="http://schemas.openxmlformats.org/officeDocument/2006/relationships" xmlns:m="http://schemas.openxmlformats.org/officeDocument/2006/math" xmlns:v="urn:schemas-microsoft-com:vml" xmlns:wp14="http://schemas.microsoft.com/office/word/2010/wordprocessingDrawing" xmlns:wp="http://schemas.openxmlformats.org/drawingml/2006/wordprocessingDrawing" xmlns:w10="urn:schemas-microsoft-com:office:word" xmlns:w="http://schemas.openxmlformats.org/wordprocessingml/2006/main" xmlns:w14="http://schemas.microsoft.com/office/word/2010/wordml" xmlns:w15="http://schemas.microsoft.com/office/word/2012/wordml" xmlns:w16cex="http://schemas.microsoft.com/office/word/2018/wordml/cex" xmlns:w16cid="http://schemas.microsoft.com/office/word/2016/wordml/cid" xmlns:w16="http://schemas.microsoft.com/office/word/2018/wordml" xmlns:w16du="http://schemas.microsoft.com/office/word/2023/wordml/word16du" xmlns:w16sdtdh="http://schemas.microsoft.com/office/word/2020/wordml/sdtdatahash" xmlns:w16sdtfl="http://schemas.microsoft.com/office/word/2024/wordml/sdtformatlock" xmlns:w16se="http://schemas.microsoft.com/office/word/2015/wordml/symex" xmlns:wpg="http://schemas.microsoft.com/office/word/2010/wordprocessingGroup" xmlns:wpi="http://schemas.microsoft.com/office/word/2010/wordprocessingInk" xmlns:wne="http://schemas.microsoft.com/office/word/2006/wordml" xmlns:wps="http://schemas.microsoft.com/office/word/2010/wordprocessingShape" mc:Ignorable="w14 w15 w16se w16cid w16 w16cex w16sdtdh w16sdtfl w16du wp14">
+<w:footnotes xmlns:wpc="http://schemas.microsoft.com/office/word/2010/wordprocessingCanvas" xmlns:cx="http://schemas.microsoft.com/office/drawing/2014/chartex" xmlns:cx1="http://schemas.microsoft.com/office/drawing/2015/9/8/chartex" xmlns:cx2="http://schemas.microsoft.com/office/drawing/2015/10/21/chartex" xmlns:cx3="http://schemas.microsoft.com/office/drawing/2016/5/9/chartex" xmlns:cx4="http://schemas.microsoft.com/office/drawing/2016/5/10/chartex" xmlns:cx5="http://schemas.microsoft.com/office/drawing/2016/5/11/chartex" xmlns:cx6="http://schemas.microsoft.com/office/drawing/2016/5/12/chartex" xmlns:cx7="http://schemas.microsoft.com/office/drawing/2016/5/13/chartex" xmlns:cx8="http://schemas.microsoft.com/office/drawing/2016/5/14/chartex" xmlns:mc="http://schemas.openxmlformats.org/markup-compatibility/2006" xmlns:aink="http://schemas.microsoft.com/office/drawing/2016/ink" xmlns:am3d="http://schemas.microsoft.com/office/drawing/2017/model3d" xmlns:o="urn:schemas-microsoft-com:office:office" xmlns:oel="http://schemas.microsoft.com/office/2019/extlst" xmlns:r="http://schemas.openxmlformats.org/officeDocument/2006/relationships" xmlns:m="http://schemas.openxmlformats.org/officeDocument/2006/math" xmlns:v="urn:schemas-microsoft-com:vml" xmlns:wp14="http://schemas.microsoft.com/office/word/2010/wordprocessingDrawing" xmlns:wp="http://schemas.openxmlformats.org/drawingml/2006/wordprocessingDrawing" xmlns:w10="urn:schemas-microsoft-com:office:word" xmlns:w="http://schemas.openxmlformats.org/wordprocessingml/2006/main" xmlns:w14="http://schemas.microsoft.com/office/word/2010/wordml" xmlns:w15="http://schemas.microsoft.com/office/word/2012/wordml" xmlns:w16cex="http://schemas.microsoft.com/office/word/2018/wordml/cex" xmlns:w16cid="http://schemas.microsoft.com/office/word/2016/wordml/cid" xmlns:w16="http://schemas.microsoft.com/office/word/2018/wordml" xmlns:w16sdtdh="http://schemas.microsoft.com/office/word/2020/wordml/sdtdatahash" xmlns:w16se="http://schemas.microsoft.com/office/word/2015/wordml/symex" xmlns:wpg="http://schemas.microsoft.com/office/word/2010/wordprocessingGroup" xmlns:wpi="http://schemas.microsoft.com/office/word/2010/wordprocessingInk" xmlns:wne="http://schemas.microsoft.com/office/word/2006/wordml" xmlns:wps="http://schemas.microsoft.com/office/word/2010/wordprocessingShape" mc:Ignorable="w14 w15 w16se w16cid w16 w16cex w16sdtdh wp14">
   <w:footnote w:type="separator" w:id="-1">
     <w:p>
       <w:pPr>
@@ -984,7 +944,7 @@
 </file>
 
 <file path=word/header1.xml><?xml version="1.0" encoding="utf-8"?>
-<w:hdr xmlns:wpc="http://schemas.microsoft.com/office/word/2010/wordprocessingCanvas" xmlns:cx="http://schemas.microsoft.com/office/drawing/2014/chartex" xmlns:cx1="http://schemas.microsoft.com/office/drawing/2015/9/8/chartex" xmlns:cx2="http://schemas.microsoft.com/office/drawing/2015/10/21/chartex" xmlns:cx3="http://schemas.microsoft.com/office/drawing/2016/5/9/chartex" xmlns:cx4="http://schemas.microsoft.com/office/drawing/2016/5/10/chartex" xmlns:cx5="http://schemas.microsoft.com/office/drawing/2016/5/11/chartex" xmlns:cx6="http://schemas.microsoft.com/office/drawing/2016/5/12/chartex" xmlns:cx7="http://schemas.microsoft.com/office/drawing/2016/5/13/chartex" xmlns:cx8="http://schemas.microsoft.com/office/drawing/2016/5/14/chartex" xmlns:mc="http://schemas.openxmlformats.org/markup-compatibility/2006" xmlns:aink="http://schemas.microsoft.com/office/drawing/2016/ink" xmlns:am3d="http://schemas.microsoft.com/office/drawing/2017/model3d" xmlns:o="urn:schemas-microsoft-com:office:office" xmlns:oel="http://schemas.microsoft.com/office/2019/extlst" xmlns:r="http://schemas.openxmlformats.org/officeDocument/2006/relationships" xmlns:m="http://schemas.openxmlformats.org/officeDocument/2006/math" xmlns:v="urn:schemas-microsoft-com:vml" xmlns:wp14="http://schemas.microsoft.com/office/word/2010/wordprocessingDrawing" xmlns:wp="http://schemas.openxmlformats.org/drawingml/2006/wordprocessingDrawing" xmlns:w10="urn:schemas-microsoft-com:office:word" xmlns:w="http://schemas.openxmlformats.org/wordprocessingml/2006/main" xmlns:w14="http://schemas.microsoft.com/office/word/2010/wordml" xmlns:w15="http://schemas.microsoft.com/office/word/2012/wordml" xmlns:w16cex="http://schemas.microsoft.com/office/word/2018/wordml/cex" xmlns:w16cid="http://schemas.microsoft.com/office/word/2016/wordml/cid" xmlns:w16="http://schemas.microsoft.com/office/word/2018/wordml" xmlns:w16du="http://schemas.microsoft.com/office/word/2023/wordml/word16du" xmlns:w16sdtdh="http://schemas.microsoft.com/office/word/2020/wordml/sdtdatahash" xmlns:w16sdtfl="http://schemas.microsoft.com/office/word/2024/wordml/sdtformatlock" xmlns:w16se="http://schemas.microsoft.com/office/word/2015/wordml/symex" xmlns:wpg="http://schemas.microsoft.com/office/word/2010/wordprocessingGroup" xmlns:wpi="http://schemas.microsoft.com/office/word/2010/wordprocessingInk" xmlns:wne="http://schemas.microsoft.com/office/word/2006/wordml" xmlns:wps="http://schemas.microsoft.com/office/word/2010/wordprocessingShape" mc:Ignorable="w14 w15 w16se w16cid w16 w16cex w16sdtdh w16sdtfl w16du wp14">
+<w:hdr xmlns:wpc="http://schemas.microsoft.com/office/word/2010/wordprocessingCanvas" xmlns:cx="http://schemas.microsoft.com/office/drawing/2014/chartex" xmlns:cx1="http://schemas.microsoft.com/office/drawing/2015/9/8/chartex" xmlns:cx2="http://schemas.microsoft.com/office/drawing/2015/10/21/chartex" xmlns:cx3="http://schemas.microsoft.com/office/drawing/2016/5/9/chartex" xmlns:cx4="http://schemas.microsoft.com/office/drawing/2016/5/10/chartex" xmlns:cx5="http://schemas.microsoft.com/office/drawing/2016/5/11/chartex" xmlns:cx6="http://schemas.microsoft.com/office/drawing/2016/5/12/chartex" xmlns:cx7="http://schemas.microsoft.com/office/drawing/2016/5/13/chartex" xmlns:cx8="http://schemas.microsoft.com/office/drawing/2016/5/14/chartex" xmlns:mc="http://schemas.openxmlformats.org/markup-compatibility/2006" xmlns:aink="http://schemas.microsoft.com/office/drawing/2016/ink" xmlns:am3d="http://schemas.microsoft.com/office/drawing/2017/model3d" xmlns:o="urn:schemas-microsoft-com:office:office" xmlns:oel="http://schemas.microsoft.com/office/2019/extlst" xmlns:r="http://schemas.openxmlformats.org/officeDocument/2006/relationships" xmlns:m="http://schemas.openxmlformats.org/officeDocument/2006/math" xmlns:v="urn:schemas-microsoft-com:vml" xmlns:wp14="http://schemas.microsoft.com/office/word/2010/wordprocessingDrawing" xmlns:wp="http://schemas.openxmlformats.org/drawingml/2006/wordprocessingDrawing" xmlns:w10="urn:schemas-microsoft-com:office:word" xmlns:w="http://schemas.openxmlformats.org/wordprocessingml/2006/main" xmlns:w14="http://schemas.microsoft.com/office/word/2010/wordml" xmlns:w15="http://schemas.microsoft.com/office/word/2012/wordml" xmlns:w16cex="http://schemas.microsoft.com/office/word/2018/wordml/cex" xmlns:w16cid="http://schemas.microsoft.com/office/word/2016/wordml/cid" xmlns:w16="http://schemas.microsoft.com/office/word/2018/wordml" xmlns:w16sdtdh="http://schemas.microsoft.com/office/word/2020/wordml/sdtdatahash" xmlns:w16se="http://schemas.microsoft.com/office/word/2015/wordml/symex" xmlns:wpg="http://schemas.microsoft.com/office/word/2010/wordprocessingGroup" xmlns:wpi="http://schemas.microsoft.com/office/word/2010/wordprocessingInk" xmlns:wne="http://schemas.microsoft.com/office/word/2006/wordml" xmlns:wps="http://schemas.microsoft.com/office/word/2010/wordprocessingShape" mc:Ignorable="w14 w15 w16se w16cid w16 w16cex w16sdtdh wp14">
   <w:p>
     <w:pPr>
       <w:jc w:val="center"/>
@@ -1007,7 +967,7 @@
 </file>
 
 <file path=word/numbering.xml><?xml version="1.0" encoding="utf-8"?>
-<w:numbering xmlns:wpc="http://schemas.microsoft.com/office/word/2010/wordprocessingCanvas" xmlns:cx="http://schemas.microsoft.com/office/drawing/2014/chartex" xmlns:cx1="http://schemas.microsoft.com/office/drawing/2015/9/8/chartex" xmlns:cx2="http://schemas.microsoft.com/office/drawing/2015/10/21/chartex" xmlns:cx3="http://schemas.microsoft.com/office/drawing/2016/5/9/chartex" xmlns:cx4="http://schemas.microsoft.com/office/drawing/2016/5/10/chartex" xmlns:cx5="http://schemas.microsoft.com/office/drawing/2016/5/11/chartex" xmlns:cx6="http://schemas.microsoft.com/office/drawing/2016/5/12/chartex" xmlns:cx7="http://schemas.microsoft.com/office/drawing/2016/5/13/chartex" xmlns:cx8="http://schemas.microsoft.com/office/drawing/2016/5/14/chartex" xmlns:mc="http://schemas.openxmlformats.org/markup-compatibility/2006" xmlns:aink="http://schemas.microsoft.com/office/drawing/2016/ink" xmlns:am3d="http://schemas.microsoft.com/office/drawing/2017/model3d" xmlns:o="urn:schemas-microsoft-com:office:office" xmlns:oel="http://schemas.microsoft.com/office/2019/extlst" xmlns:r="http://schemas.openxmlformats.org/officeDocument/2006/relationships" xmlns:m="http://schemas.openxmlformats.org/officeDocument/2006/math" xmlns:v="urn:schemas-microsoft-com:vml" xmlns:wp14="http://schemas.microsoft.com/office/word/2010/wordprocessingDrawing" xmlns:wp="http://schemas.openxmlformats.org/drawingml/2006/wordprocessingDrawing" xmlns:w10="urn:schemas-microsoft-com:office:word" xmlns:w="http://schemas.openxmlformats.org/wordprocessingml/2006/main" xmlns:w14="http://schemas.microsoft.com/office/word/2010/wordml" xmlns:w15="http://schemas.microsoft.com/office/word/2012/wordml" xmlns:w16cex="http://schemas.microsoft.com/office/word/2018/wordml/cex" xmlns:w16cid="http://schemas.microsoft.com/office/word/2016/wordml/cid" xmlns:w16="http://schemas.microsoft.com/office/word/2018/wordml" xmlns:w16du="http://schemas.microsoft.com/office/word/2023/wordml/word16du" xmlns:w16sdtdh="http://schemas.microsoft.com/office/word/2020/wordml/sdtdatahash" xmlns:w16sdtfl="http://schemas.microsoft.com/office/word/2024/wordml/sdtformatlock" xmlns:w16se="http://schemas.microsoft.com/office/word/2015/wordml/symex" xmlns:wpg="http://schemas.microsoft.com/office/word/2010/wordprocessingGroup" xmlns:wpi="http://schemas.microsoft.com/office/word/2010/wordprocessingInk" xmlns:wne="http://schemas.microsoft.com/office/word/2006/wordml" xmlns:wps="http://schemas.microsoft.com/office/word/2010/wordprocessingShape" mc:Ignorable="w14 w15 w16se w16cid w16 w16cex w16sdtdh w16sdtfl w16du wp14">
+<w:numbering xmlns:wpc="http://schemas.microsoft.com/office/word/2010/wordprocessingCanvas" xmlns:cx="http://schemas.microsoft.com/office/drawing/2014/chartex" xmlns:cx1="http://schemas.microsoft.com/office/drawing/2015/9/8/chartex" xmlns:cx2="http://schemas.microsoft.com/office/drawing/2015/10/21/chartex" xmlns:cx3="http://schemas.microsoft.com/office/drawing/2016/5/9/chartex" xmlns:cx4="http://schemas.microsoft.com/office/drawing/2016/5/10/chartex" xmlns:cx5="http://schemas.microsoft.com/office/drawing/2016/5/11/chartex" xmlns:cx6="http://schemas.microsoft.com/office/drawing/2016/5/12/chartex" xmlns:cx7="http://schemas.microsoft.com/office/drawing/2016/5/13/chartex" xmlns:cx8="http://schemas.microsoft.com/office/drawing/2016/5/14/chartex" xmlns:mc="http://schemas.openxmlformats.org/markup-compatibility/2006" xmlns:aink="http://schemas.microsoft.com/office/drawing/2016/ink" xmlns:am3d="http://schemas.microsoft.com/office/drawing/2017/model3d" xmlns:o="urn:schemas-microsoft-com:office:office" xmlns:oel="http://schemas.microsoft.com/office/2019/extlst" xmlns:r="http://schemas.openxmlformats.org/officeDocument/2006/relationships" xmlns:m="http://schemas.openxmlformats.org/officeDocument/2006/math" xmlns:v="urn:schemas-microsoft-com:vml" xmlns:wp14="http://schemas.microsoft.com/office/word/2010/wordprocessingDrawing" xmlns:wp="http://schemas.openxmlformats.org/drawingml/2006/wordprocessingDrawing" xmlns:w10="urn:schemas-microsoft-com:office:word" xmlns:w="http://schemas.openxmlformats.org/wordprocessingml/2006/main" xmlns:w14="http://schemas.microsoft.com/office/word/2010/wordml" xmlns:w15="http://schemas.microsoft.com/office/word/2012/wordml" xmlns:w16cex="http://schemas.microsoft.com/office/word/2018/wordml/cex" xmlns:w16cid="http://schemas.microsoft.com/office/word/2016/wordml/cid" xmlns:w16="http://schemas.microsoft.com/office/word/2018/wordml" xmlns:w16sdtdh="http://schemas.microsoft.com/office/word/2020/wordml/sdtdatahash" xmlns:w16se="http://schemas.microsoft.com/office/word/2015/wordml/symex" xmlns:wpg="http://schemas.microsoft.com/office/word/2010/wordprocessingGroup" xmlns:wpi="http://schemas.microsoft.com/office/word/2010/wordprocessingInk" xmlns:wne="http://schemas.microsoft.com/office/word/2006/wordml" xmlns:wps="http://schemas.microsoft.com/office/word/2010/wordprocessingShape" mc:Ignorable="w14 w15 w16se w16cid w16 w16cex w16sdtdh wp14">
   <w:abstractNum w:abstractNumId="0" w15:restartNumberingAfterBreak="0">
     <w:nsid w:val="10A820EB"/>
     <w:multiLevelType w:val="hybridMultilevel"/>
@@ -1357,7 +1317,7 @@
 </file>
 
 <file path=word/styles.xml><?xml version="1.0" encoding="utf-8"?>
-<w:styles xmlns:mc="http://schemas.openxmlformats.org/markup-compatibility/2006" xmlns:r="http://schemas.openxmlformats.org/officeDocument/2006/relationships" xmlns:w="http://schemas.openxmlformats.org/wordprocessingml/2006/main" xmlns:w14="http://schemas.microsoft.com/office/word/2010/wordml" xmlns:w15="http://schemas.microsoft.com/office/word/2012/wordml" xmlns:w16cex="http://schemas.microsoft.com/office/word/2018/wordml/cex" xmlns:w16cid="http://schemas.microsoft.com/office/word/2016/wordml/cid" xmlns:w16="http://schemas.microsoft.com/office/word/2018/wordml" xmlns:w16du="http://schemas.microsoft.com/office/word/2023/wordml/word16du" xmlns:w16sdtdh="http://schemas.microsoft.com/office/word/2020/wordml/sdtdatahash" xmlns:w16sdtfl="http://schemas.microsoft.com/office/word/2024/wordml/sdtformatlock" xmlns:w16se="http://schemas.microsoft.com/office/word/2015/wordml/symex" mc:Ignorable="w14 w15 w16se w16cid w16 w16cex w16sdtdh w16sdtfl w16du">
+<w:styles xmlns:mc="http://schemas.openxmlformats.org/markup-compatibility/2006" xmlns:r="http://schemas.openxmlformats.org/officeDocument/2006/relationships" xmlns:w="http://schemas.openxmlformats.org/wordprocessingml/2006/main" xmlns:w14="http://schemas.microsoft.com/office/word/2010/wordml" xmlns:w15="http://schemas.microsoft.com/office/word/2012/wordml" xmlns:w16cex="http://schemas.microsoft.com/office/word/2018/wordml/cex" xmlns:w16cid="http://schemas.microsoft.com/office/word/2016/wordml/cid" xmlns:w16="http://schemas.microsoft.com/office/word/2018/wordml" xmlns:w16sdtdh="http://schemas.microsoft.com/office/word/2020/wordml/sdtdatahash" xmlns:w16se="http://schemas.microsoft.com/office/word/2015/wordml/symex" mc:Ignorable="w14 w15 w16se w16cid w16 w16cex w16sdtdh">
   <w:docDefaults>
     <w:rPrDefault>
       <w:rPr>
